--- a/public/investor-downloads/daily-brief-2026-05-26.docx
+++ b/public/investor-downloads/daily-brief-2026-05-26.docx
@@ -8,7 +8,7 @@
       </w:pPr>
       <w:r>
         <w:rPr>
-          <w:rFonts w:ascii="Calibri" w:hAnsi="Calibri" w:eastAsia="Heiti TC"/>
+          <w:rFonts w:ascii="Calibri" w:hAnsi="Calibri" w:eastAsia="Songti SC"/>
           <w:b/>
           <w:i w:val="0"/>
           <w:color w:val="285B9D"/>
@@ -24,7 +24,7 @@
       </w:pPr>
       <w:r>
         <w:rPr>
-          <w:rFonts w:ascii="Calibri" w:hAnsi="Calibri" w:eastAsia="Heiti TC"/>
+          <w:rFonts w:ascii="Calibri" w:hAnsi="Calibri" w:eastAsia="Songti SC"/>
           <w:b w:val="0"/>
           <w:i w:val="0"/>
         </w:rPr>
@@ -38,7 +38,7 @@
       </w:pPr>
       <w:r>
         <w:rPr>
-          <w:rFonts w:ascii="Calibri" w:hAnsi="Calibri" w:eastAsia="Heiti TC"/>
+          <w:rFonts w:ascii="Calibri" w:hAnsi="Calibri" w:eastAsia="Songti SC"/>
           <w:b w:val="0"/>
           <w:i w:val="0"/>
         </w:rPr>
@@ -51,7 +51,7 @@
       </w:pPr>
       <w:r>
         <w:rPr>
-          <w:rFonts w:ascii="Calibri" w:hAnsi="Calibri" w:eastAsia="Heiti TC"/>
+          <w:rFonts w:ascii="Calibri" w:hAnsi="Calibri" w:eastAsia="Songti SC"/>
           <w:b/>
           <w:i w:val="0"/>
           <w:color w:val="0B2545"/>
@@ -66,13 +66,13 @@
       </w:pPr>
       <w:r>
         <w:rPr>
-          <w:rFonts w:ascii="Calibri" w:hAnsi="Calibri" w:eastAsia="Heiti TC"/>
+          <w:rFonts w:ascii="Calibri" w:hAnsi="Calibri" w:eastAsia="Songti SC"/>
           <w:b w:val="0"/>
           <w:i w:val="0"/>
           <w:color w:val="334155"/>
           <w:sz w:val="22"/>
         </w:rPr>
-        <w:t>2026-05-26 共纳入 69 篇中文研究结果，覆盖 10 位活跃分析师和 6 条主要行业链，较 2026-05-25 的主题变化可在右侧动量表中核对。简报优先呈现可被报告链接追溯的结论，而不是孤立摘要。</w:t>
+        <w:t>2026-05-26 共纳入 340 篇中文研究结果，覆盖 32 位活跃分析师和 6 条主要行业链，较 2026-05-25 的主题变化可在右侧动量表中核对。简报优先呈现可被报告链接追溯的结论，而不是孤立摘要。</w:t>
       </w:r>
     </w:p>
     <w:tbl>
@@ -101,7 +101,7 @@
             </w:pPr>
             <w:r>
               <w:rPr>
-                <w:rFonts w:ascii="Calibri" w:hAnsi="Calibri" w:eastAsia="Heiti TC"/>
+                <w:rFonts w:ascii="Calibri" w:hAnsi="Calibri" w:eastAsia="Songti SC"/>
                 <w:b/>
                 <w:color w:val="667085"/>
                 <w:sz w:val="17"/>
@@ -111,12 +111,12 @@
             </w:r>
             <w:r>
               <w:rPr>
-                <w:rFonts w:ascii="Calibri" w:hAnsi="Calibri" w:eastAsia="Heiti TC"/>
+                <w:rFonts w:ascii="Calibri" w:hAnsi="Calibri" w:eastAsia="Songti SC"/>
                 <w:b/>
                 <w:color w:val="285B9D"/>
                 <w:sz w:val="36"/>
               </w:rPr>
-              <w:t>69</w:t>
+              <w:t>340</w:t>
             </w:r>
           </w:p>
         </w:tc>
@@ -132,7 +132,7 @@
             </w:pPr>
             <w:r>
               <w:rPr>
-                <w:rFonts w:ascii="Calibri" w:hAnsi="Calibri" w:eastAsia="Heiti TC"/>
+                <w:rFonts w:ascii="Calibri" w:hAnsi="Calibri" w:eastAsia="Songti SC"/>
                 <w:b/>
                 <w:color w:val="667085"/>
                 <w:sz w:val="17"/>
@@ -142,12 +142,12 @@
             </w:r>
             <w:r>
               <w:rPr>
-                <w:rFonts w:ascii="Calibri" w:hAnsi="Calibri" w:eastAsia="Heiti TC"/>
+                <w:rFonts w:ascii="Calibri" w:hAnsi="Calibri" w:eastAsia="Songti SC"/>
                 <w:b/>
                 <w:color w:val="237A5B"/>
                 <w:sz w:val="36"/>
               </w:rPr>
-              <w:t>10</w:t>
+              <w:t>32</w:t>
             </w:r>
           </w:p>
         </w:tc>
@@ -163,7 +163,7 @@
             </w:pPr>
             <w:r>
               <w:rPr>
-                <w:rFonts w:ascii="Calibri" w:hAnsi="Calibri" w:eastAsia="Heiti TC"/>
+                <w:rFonts w:ascii="Calibri" w:hAnsi="Calibri" w:eastAsia="Songti SC"/>
                 <w:b/>
                 <w:color w:val="667085"/>
                 <w:sz w:val="17"/>
@@ -173,7 +173,7 @@
             </w:r>
             <w:r>
               <w:rPr>
-                <w:rFonts w:ascii="Calibri" w:hAnsi="Calibri" w:eastAsia="Heiti TC"/>
+                <w:rFonts w:ascii="Calibri" w:hAnsi="Calibri" w:eastAsia="Songti SC"/>
                 <w:b/>
                 <w:color w:val="A8731B"/>
                 <w:sz w:val="36"/>
@@ -194,7 +194,7 @@
             </w:pPr>
             <w:r>
               <w:rPr>
-                <w:rFonts w:ascii="Calibri" w:hAnsi="Calibri" w:eastAsia="Heiti TC"/>
+                <w:rFonts w:ascii="Calibri" w:hAnsi="Calibri" w:eastAsia="Songti SC"/>
                 <w:b/>
                 <w:color w:val="667085"/>
                 <w:sz w:val="17"/>
@@ -204,7 +204,7 @@
             </w:r>
             <w:r>
               <w:rPr>
-                <w:rFonts w:ascii="Calibri" w:hAnsi="Calibri" w:eastAsia="Heiti TC"/>
+                <w:rFonts w:ascii="Calibri" w:hAnsi="Calibri" w:eastAsia="Songti SC"/>
                 <w:b/>
                 <w:color w:val="B43D49"/>
                 <w:sz w:val="36"/>
@@ -268,7 +268,7 @@
       </w:pPr>
       <w:r>
         <w:rPr>
-          <w:rFonts w:ascii="Calibri" w:hAnsi="Calibri" w:eastAsia="Heiti TC"/>
+          <w:rFonts w:ascii="Calibri" w:hAnsi="Calibri" w:eastAsia="Songti SC"/>
           <w:b w:val="0"/>
           <w:i/>
           <w:color w:val="667085"/>
@@ -292,7 +292,7 @@
       </w:pPr>
       <w:r>
         <w:rPr>
-          <w:rFonts w:ascii="Calibri" w:hAnsi="Calibri" w:eastAsia="Heiti TC"/>
+          <w:rFonts w:ascii="Calibri" w:hAnsi="Calibri" w:eastAsia="Songti SC"/>
           <w:b/>
           <w:color w:val="285B9D"/>
           <w:sz w:val="21"/>
@@ -304,9 +304,9 @@
           <w:rPr>
             <w:color w:val="285B9D"/>
             <w:u w:val="single"/>
-            <w:rFonts w:eastAsia="Heiti TC" w:ascii="Calibri" w:hAnsi="Calibri"/>
+            <w:rFonts w:eastAsia="Songti SC" w:ascii="Calibri" w:hAnsi="Calibri"/>
           </w:rPr>
-          <w:t>2026-05-26 能源压力测试：GEV燃机订单积压、电网瓶颈，以及天然气/核电能否缓解AI电力约束 是今日最高权重结论，核心证据来自 未识别，关联 电力与电网。</w:t>
+          <w:t>AI 电力设备压力测试：SiC 器件与干式变压器 是今日最高权重结论，核心证据来自 未识别，关联 工业供给瓶颈。</w:t>
         </w:r>
       </w:hyperlink>
     </w:p>
@@ -317,7 +317,7 @@
       </w:pPr>
       <w:r>
         <w:rPr>
-          <w:rFonts w:ascii="Calibri" w:hAnsi="Calibri" w:eastAsia="Heiti TC"/>
+          <w:rFonts w:ascii="Calibri" w:hAnsi="Calibri" w:eastAsia="Songti SC"/>
           <w:b/>
           <w:color w:val="285B9D"/>
           <w:sz w:val="21"/>
@@ -326,11 +326,11 @@
       </w:r>
       <w:r>
         <w:rPr>
-          <w:rFonts w:ascii="Calibri" w:hAnsi="Calibri" w:eastAsia="Heiti TC"/>
+          <w:rFonts w:ascii="Calibri" w:hAnsi="Calibri" w:eastAsia="Songti SC"/>
           <w:color w:val="111827"/>
           <w:sz w:val="21"/>
         </w:rPr>
-        <w:t>宏观 今日 降温，当日计数 58，前一日计数 228。</w:t>
+        <w:t>AI 今日 升温，当日计数 317，前一日计数 214。</w:t>
       </w:r>
     </w:p>
     <w:p>
@@ -340,7 +340,7 @@
       </w:pPr>
       <w:r>
         <w:rPr>
-          <w:rFonts w:ascii="Calibri" w:hAnsi="Calibri" w:eastAsia="Heiti TC"/>
+          <w:rFonts w:ascii="Calibri" w:hAnsi="Calibri" w:eastAsia="Songti SC"/>
           <w:b/>
           <w:color w:val="285B9D"/>
           <w:sz w:val="21"/>
@@ -352,7 +352,7 @@
           <w:rPr>
             <w:color w:val="285B9D"/>
             <w:u w:val="single"/>
-            <w:rFonts w:eastAsia="Heiti TC" w:ascii="Calibri" w:hAnsi="Calibri"/>
+            <w:rFonts w:eastAsia="Songti SC" w:ascii="Calibri" w:hAnsi="Calibri"/>
           </w:rPr>
           <w:t>风险矩阵最需要跟踪的是 电力与电网：变压器与液冷供应链对 AI 基础设施的约束。</w:t>
         </w:r>
@@ -365,7 +365,7 @@
       </w:pPr>
       <w:r>
         <w:rPr>
-          <w:rFonts w:ascii="Calibri" w:hAnsi="Calibri" w:eastAsia="Heiti TC"/>
+          <w:rFonts w:ascii="Calibri" w:hAnsi="Calibri" w:eastAsia="Songti SC"/>
           <w:b/>
           <w:color w:val="285B9D"/>
           <w:sz w:val="21"/>
@@ -377,9 +377,9 @@
           <w:rPr>
             <w:color w:val="285B9D"/>
             <w:u w:val="single"/>
-            <w:rFonts w:eastAsia="Heiti TC" w:ascii="Calibri" w:hAnsi="Calibri"/>
+            <w:rFonts w:eastAsia="Songti SC" w:ascii="Calibri" w:hAnsi="Calibri"/>
           </w:rPr>
-          <w:t>宏观通胀传导 今日 68 条、近七日 1257 条，风险信号 877 条。</w:t>
+          <w:t>宏观通胀传导 今日 313 条、近七日 1504 条，风险信号 1011 条。</w:t>
         </w:r>
       </w:hyperlink>
     </w:p>
@@ -403,7 +403,7 @@
           <w:p>
             <w:r>
               <w:rPr>
-                <w:rFonts w:ascii="Calibri" w:hAnsi="Calibri" w:eastAsia="Heiti TC"/>
+                <w:rFonts w:ascii="Calibri" w:hAnsi="Calibri" w:eastAsia="Songti SC"/>
                 <w:b/>
                 <w:color w:val="7A5A00"/>
                 <w:sz w:val="21"/>
@@ -412,7 +412,7 @@
             </w:r>
             <w:r>
               <w:rPr>
-                <w:rFonts w:ascii="Calibri" w:hAnsi="Calibri" w:eastAsia="Heiti TC"/>
+                <w:rFonts w:ascii="Calibri" w:hAnsi="Calibri" w:eastAsia="Songti SC"/>
                 <w:color w:val="7C2D12"/>
                 <w:sz w:val="21"/>
               </w:rPr>
@@ -483,7 +483,7 @@
       </w:pPr>
       <w:r>
         <w:rPr>
-          <w:rFonts w:ascii="Calibri" w:hAnsi="Calibri" w:eastAsia="Heiti TC"/>
+          <w:rFonts w:ascii="Calibri" w:hAnsi="Calibri" w:eastAsia="Songti SC"/>
           <w:b w:val="0"/>
           <w:i/>
           <w:color w:val="667085"/>
@@ -540,7 +540,7 @@
       </w:pPr>
       <w:r>
         <w:rPr>
-          <w:rFonts w:ascii="Calibri" w:hAnsi="Calibri" w:eastAsia="Heiti TC"/>
+          <w:rFonts w:ascii="Calibri" w:hAnsi="Calibri" w:eastAsia="Songti SC"/>
           <w:b w:val="0"/>
           <w:i/>
           <w:color w:val="667085"/>
@@ -602,7 +602,7 @@
       </w:pPr>
       <w:r>
         <w:rPr>
-          <w:rFonts w:ascii="Calibri" w:hAnsi="Calibri" w:eastAsia="Heiti TC"/>
+          <w:rFonts w:ascii="Calibri" w:hAnsi="Calibri" w:eastAsia="Songti SC"/>
           <w:b w:val="0"/>
           <w:i/>
           <w:color w:val="667085"/>
@@ -664,7 +664,7 @@
       </w:pPr>
       <w:r>
         <w:rPr>
-          <w:rFonts w:ascii="Calibri" w:hAnsi="Calibri" w:eastAsia="Heiti TC"/>
+          <w:rFonts w:ascii="Calibri" w:hAnsi="Calibri" w:eastAsia="Songti SC"/>
           <w:b w:val="0"/>
           <w:i/>
           <w:color w:val="667085"/>
@@ -687,13 +687,13 @@
       </w:pPr>
       <w:r>
         <w:rPr>
-          <w:rFonts w:ascii="Calibri" w:hAnsi="Calibri" w:eastAsia="Heiti TC"/>
+          <w:rFonts w:ascii="Calibri" w:hAnsi="Calibri" w:eastAsia="Songti SC"/>
           <w:b/>
           <w:i w:val="0"/>
           <w:color w:val="0B2545"/>
           <w:sz w:val="23"/>
         </w:rPr>
-        <w:t>1. 2026-05-26 能源压力测试：GEV燃机订单积压、电网瓶颈，以及天然气/核电能否缓解AI电力约束</w:t>
+        <w:t>1. AI 电力设备压力测试：SiC 器件与干式变压器</w:t>
       </w:r>
     </w:p>
     <w:p>
@@ -702,7 +702,77 @@
       </w:pPr>
       <w:r>
         <w:rPr>
-          <w:rFonts w:ascii="Calibri" w:hAnsi="Calibri" w:eastAsia="Heiti TC"/>
+          <w:rFonts w:ascii="Calibri" w:hAnsi="Calibri" w:eastAsia="Songti SC"/>
+          <w:b w:val="0"/>
+          <w:i w:val="0"/>
+          <w:color w:val="667085"/>
+          <w:sz w:val="17"/>
+        </w:rPr>
+        <w:t>未识别 · 工业供给瓶颈 · score 55.0</w:t>
+      </w:r>
+    </w:p>
+    <w:p>
+      <w:pPr>
+        <w:spacing w:before="0" w:after="100" w:line="264" w:lineRule="auto"/>
+      </w:pPr>
+      <w:r>
+        <w:rPr>
+          <w:rFonts w:ascii="Calibri" w:hAnsi="Calibri" w:eastAsia="Songti SC"/>
+          <w:b w:val="0"/>
+          <w:i w:val="0"/>
+          <w:color w:val="334155"/>
+          <w:sz w:val="20"/>
+        </w:rPr>
+        <w:t>AI 电力设备压力测试：SiC 器件与干式变压器 工作日期： 2026-05-26（亚洲/新加坡） 研究 / 研究记录： 7ffe0817-8f32-4730-bfa8-225b379f3a58 / 第 4 / 10 张 分析师： 工业制造分析师 [indust...</w:t>
+      </w:r>
+    </w:p>
+    <w:p>
+      <w:pPr>
+        <w:spacing w:before="0" w:after="160" w:line="264" w:lineRule="auto"/>
+      </w:pPr>
+      <w:r>
+        <w:rPr>
+          <w:rFonts w:ascii="Calibri" w:hAnsi="Calibri" w:eastAsia="Songti SC"/>
+          <w:b w:val="0"/>
+          <w:i w:val="0"/>
+          <w:color w:val="667085"/>
+          <w:sz w:val="17"/>
+        </w:rPr>
+        <w:t xml:space="preserve">Report: </w:t>
+      </w:r>
+      <w:hyperlink r:id="rId12">
+        <w:r>
+          <w:rPr>
+            <w:color w:val="285B9D"/>
+            <w:u w:val="single"/>
+            <w:rFonts w:eastAsia="Songti SC" w:ascii="Calibri" w:hAnsi="Calibri"/>
+          </w:rPr>
+          <w:t>reports/archive-4ebda5037b46</w:t>
+        </w:r>
+      </w:hyperlink>
+    </w:p>
+    <w:p>
+      <w:pPr>
+        <w:spacing w:before="0" w:after="40" w:line="264" w:lineRule="auto"/>
+      </w:pPr>
+      <w:r>
+        <w:rPr>
+          <w:rFonts w:ascii="Calibri" w:hAnsi="Calibri" w:eastAsia="Songti SC"/>
+          <w:b/>
+          <w:i w:val="0"/>
+          <w:color w:val="0B2545"/>
+          <w:sz w:val="23"/>
+        </w:rPr>
+        <w:t>2. 2026-05-26 能源压力测试：GEV燃机订单积压、电网瓶颈，以及天然气/核电能否缓解AI电力约束</w:t>
+      </w:r>
+    </w:p>
+    <w:p>
+      <w:pPr>
+        <w:spacing w:before="0" w:after="40" w:line="264" w:lineRule="auto"/>
+      </w:pPr>
+      <w:r>
+        <w:rPr>
+          <w:rFonts w:ascii="Calibri" w:hAnsi="Calibri" w:eastAsia="Songti SC"/>
           <w:b w:val="0"/>
           <w:i w:val="0"/>
           <w:color w:val="667085"/>
@@ -717,7 +787,7 @@
       </w:pPr>
       <w:r>
         <w:rPr>
-          <w:rFonts w:ascii="Calibri" w:hAnsi="Calibri" w:eastAsia="Heiti TC"/>
+          <w:rFonts w:ascii="Calibri" w:hAnsi="Calibri" w:eastAsia="Songti SC"/>
           <w:b w:val="0"/>
           <w:i w:val="0"/>
           <w:color w:val="334155"/>
@@ -732,7 +802,7 @@
       </w:pPr>
       <w:r>
         <w:rPr>
-          <w:rFonts w:ascii="Calibri" w:hAnsi="Calibri" w:eastAsia="Heiti TC"/>
+          <w:rFonts w:ascii="Calibri" w:hAnsi="Calibri" w:eastAsia="Songti SC"/>
           <w:b w:val="0"/>
           <w:i w:val="0"/>
           <w:color w:val="667085"/>
@@ -740,12 +810,12 @@
         </w:rPr>
         <w:t xml:space="preserve">Report: </w:t>
       </w:r>
-      <w:hyperlink r:id="rId12">
+      <w:hyperlink r:id="rId19">
         <w:r>
           <w:rPr>
             <w:color w:val="285B9D"/>
             <w:u w:val="single"/>
-            <w:rFonts w:eastAsia="Heiti TC" w:ascii="Calibri" w:hAnsi="Calibri"/>
+            <w:rFonts w:eastAsia="Songti SC" w:ascii="Calibri" w:hAnsi="Calibri"/>
           </w:rPr>
           <w:t>reports/archive-72fd39e851fd</w:t>
         </w:r>
@@ -757,13 +827,13 @@
       </w:pPr>
       <w:r>
         <w:rPr>
-          <w:rFonts w:ascii="Calibri" w:hAnsi="Calibri" w:eastAsia="Heiti TC"/>
+          <w:rFonts w:ascii="Calibri" w:hAnsi="Calibri" w:eastAsia="Songti SC"/>
           <w:b/>
           <w:i w:val="0"/>
           <w:color w:val="0B2545"/>
           <w:sz w:val="23"/>
         </w:rPr>
-        <w:t>2. 极高功率密度机柜对配电侧变压器及自动化运维的压力测试</w:t>
+        <w:t>3. AI算力芯片演进对数据中心电力需求的驱动：电网扩容与配电自动化的迫切性</w:t>
       </w:r>
     </w:p>
     <w:p>
@@ -772,7 +842,217 @@
       </w:pPr>
       <w:r>
         <w:rPr>
-          <w:rFonts w:ascii="Calibri" w:hAnsi="Calibri" w:eastAsia="Heiti TC"/>
+          <w:rFonts w:ascii="Calibri" w:hAnsi="Calibri" w:eastAsia="Songti SC"/>
+          <w:b w:val="0"/>
+          <w:i w:val="0"/>
+          <w:color w:val="667085"/>
+          <w:sz w:val="17"/>
+        </w:rPr>
+        <w:t>未识别 · AI 基础设施 · score 53.1</w:t>
+      </w:r>
+    </w:p>
+    <w:p>
+      <w:pPr>
+        <w:spacing w:before="0" w:after="100" w:line="264" w:lineRule="auto"/>
+      </w:pPr>
+      <w:r>
+        <w:rPr>
+          <w:rFonts w:ascii="Calibri" w:hAnsi="Calibri" w:eastAsia="Songti SC"/>
+          <w:b w:val="0"/>
+          <w:i w:val="0"/>
+          <w:color w:val="334155"/>
+          <w:sz w:val="20"/>
+        </w:rPr>
+        <w:t>AI算力芯片演进对数据中心电力需求的驱动：电网扩容与配电自动化的迫切性 工作日期： 2026-05-26（亚洲/新加坡） 研究/研究记录： 7ffe0817-8f32-4730-bfa8-225b379f3a58 / 第 3 / 10 张 分析师...</w:t>
+      </w:r>
+    </w:p>
+    <w:p>
+      <w:pPr>
+        <w:spacing w:before="0" w:after="160" w:line="264" w:lineRule="auto"/>
+      </w:pPr>
+      <w:r>
+        <w:rPr>
+          <w:rFonts w:ascii="Calibri" w:hAnsi="Calibri" w:eastAsia="Songti SC"/>
+          <w:b w:val="0"/>
+          <w:i w:val="0"/>
+          <w:color w:val="667085"/>
+          <w:sz w:val="17"/>
+        </w:rPr>
+        <w:t xml:space="preserve">Report: </w:t>
+      </w:r>
+      <w:hyperlink r:id="rId20">
+        <w:r>
+          <w:rPr>
+            <w:color w:val="285B9D"/>
+            <w:u w:val="single"/>
+            <w:rFonts w:eastAsia="Songti SC" w:ascii="Calibri" w:hAnsi="Calibri"/>
+          </w:rPr>
+          <w:t>reports/archive-0b24f68e76d5</w:t>
+        </w:r>
+      </w:hyperlink>
+    </w:p>
+    <w:p>
+      <w:pPr>
+        <w:spacing w:before="0" w:after="40" w:line="264" w:lineRule="auto"/>
+      </w:pPr>
+      <w:r>
+        <w:rPr>
+          <w:rFonts w:ascii="Calibri" w:hAnsi="Calibri" w:eastAsia="Songti SC"/>
+          <w:b/>
+          <w:i w:val="0"/>
+          <w:color w:val="0B2545"/>
+          <w:sz w:val="23"/>
+        </w:rPr>
+        <w:t>4. 电力设备交付瓶颈对"东数西算"政策的压力测试</w:t>
+      </w:r>
+    </w:p>
+    <w:p>
+      <w:pPr>
+        <w:spacing w:before="0" w:after="40" w:line="264" w:lineRule="auto"/>
+      </w:pPr>
+      <w:r>
+        <w:rPr>
+          <w:rFonts w:ascii="Calibri" w:hAnsi="Calibri" w:eastAsia="Songti SC"/>
+          <w:b w:val="0"/>
+          <w:i w:val="0"/>
+          <w:color w:val="667085"/>
+          <w:sz w:val="17"/>
+        </w:rPr>
+        <w:t>未识别 · 工业供给瓶颈 · score 51.6</w:t>
+      </w:r>
+    </w:p>
+    <w:p>
+      <w:pPr>
+        <w:spacing w:before="0" w:after="100" w:line="264" w:lineRule="auto"/>
+      </w:pPr>
+      <w:r>
+        <w:rPr>
+          <w:rFonts w:ascii="Calibri" w:hAnsi="Calibri" w:eastAsia="Songti SC"/>
+          <w:b w:val="0"/>
+          <w:i w:val="0"/>
+          <w:color w:val="334155"/>
+          <w:sz w:val="20"/>
+        </w:rPr>
+        <w:t>工作日期：2026-05-26（亚洲/新加坡） - 分析师：政策分析师（policy-analyst） - 立场：stress-test（对研究记录 05 立场进行政策维度压力测试） - 议题：电力设备供应压力 + 机柜功率密度跃迁...</w:t>
+      </w:r>
+    </w:p>
+    <w:p>
+      <w:pPr>
+        <w:spacing w:before="0" w:after="160" w:line="264" w:lineRule="auto"/>
+      </w:pPr>
+      <w:r>
+        <w:rPr>
+          <w:rFonts w:ascii="Calibri" w:hAnsi="Calibri" w:eastAsia="Songti SC"/>
+          <w:b w:val="0"/>
+          <w:i w:val="0"/>
+          <w:color w:val="667085"/>
+          <w:sz w:val="17"/>
+        </w:rPr>
+        <w:t xml:space="preserve">Report: </w:t>
+      </w:r>
+      <w:hyperlink r:id="rId21">
+        <w:r>
+          <w:rPr>
+            <w:color w:val="285B9D"/>
+            <w:u w:val="single"/>
+            <w:rFonts w:eastAsia="Songti SC" w:ascii="Calibri" w:hAnsi="Calibri"/>
+          </w:rPr>
+          <w:t>reports/archive-54c005f007fe</w:t>
+        </w:r>
+      </w:hyperlink>
+    </w:p>
+    <w:p>
+      <w:pPr>
+        <w:spacing w:before="0" w:after="40" w:line="264" w:lineRule="auto"/>
+      </w:pPr>
+      <w:r>
+        <w:rPr>
+          <w:rFonts w:ascii="Calibri" w:hAnsi="Calibri" w:eastAsia="Songti SC"/>
+          <w:b/>
+          <w:i w:val="0"/>
+          <w:color w:val="0B2545"/>
+          <w:sz w:val="23"/>
+        </w:rPr>
+        <w:t>5. 全球AI算力扩张的物理并网阻碍与能源供给侧产能缺口深研报告</w:t>
+      </w:r>
+    </w:p>
+    <w:p>
+      <w:pPr>
+        <w:spacing w:before="0" w:after="40" w:line="264" w:lineRule="auto"/>
+      </w:pPr>
+      <w:r>
+        <w:rPr>
+          <w:rFonts w:ascii="Calibri" w:hAnsi="Calibri" w:eastAsia="Songti SC"/>
+          <w:b w:val="0"/>
+          <w:i w:val="0"/>
+          <w:color w:val="667085"/>
+          <w:sz w:val="17"/>
+        </w:rPr>
+        <w:t>未识别 · AI 基础设施 · score 50.7</w:t>
+      </w:r>
+    </w:p>
+    <w:p>
+      <w:pPr>
+        <w:spacing w:before="0" w:after="100" w:line="264" w:lineRule="auto"/>
+      </w:pPr>
+      <w:r>
+        <w:rPr>
+          <w:rFonts w:ascii="Calibri" w:hAnsi="Calibri" w:eastAsia="Songti SC"/>
+          <w:b w:val="0"/>
+          <w:i w:val="0"/>
+          <w:color w:val="334155"/>
+          <w:sz w:val="20"/>
+        </w:rPr>
+        <w:t>作者： 能源行业分析师 ( energy-analyst ) 立场： 支持 ( chief-strategist 关于AI扩张物理瓶颈的首席策略师观点) Authoritative Work-Date： 2026年5月26日 (2026-05-26) research discussion...</w:t>
+      </w:r>
+    </w:p>
+    <w:p>
+      <w:pPr>
+        <w:spacing w:before="0" w:after="160" w:line="264" w:lineRule="auto"/>
+      </w:pPr>
+      <w:r>
+        <w:rPr>
+          <w:rFonts w:ascii="Calibri" w:hAnsi="Calibri" w:eastAsia="Songti SC"/>
+          <w:b w:val="0"/>
+          <w:i w:val="0"/>
+          <w:color w:val="667085"/>
+          <w:sz w:val="17"/>
+        </w:rPr>
+        <w:t xml:space="preserve">Report: </w:t>
+      </w:r>
+      <w:hyperlink r:id="rId22">
+        <w:r>
+          <w:rPr>
+            <w:color w:val="285B9D"/>
+            <w:u w:val="single"/>
+            <w:rFonts w:eastAsia="Songti SC" w:ascii="Calibri" w:hAnsi="Calibri"/>
+          </w:rPr>
+          <w:t>reports/archive-5495a62d2e38</w:t>
+        </w:r>
+      </w:hyperlink>
+    </w:p>
+    <w:p>
+      <w:pPr>
+        <w:spacing w:before="0" w:after="40" w:line="264" w:lineRule="auto"/>
+      </w:pPr>
+      <w:r>
+        <w:rPr>
+          <w:rFonts w:ascii="Calibri" w:hAnsi="Calibri" w:eastAsia="Songti SC"/>
+          <w:b/>
+          <w:i w:val="0"/>
+          <w:color w:val="0B2545"/>
+          <w:sz w:val="23"/>
+        </w:rPr>
+        <w:t>6. 极高功率密度机柜对配电侧变压器及自动化运维的压力测试</w:t>
+      </w:r>
+    </w:p>
+    <w:p>
+      <w:pPr>
+        <w:spacing w:before="0" w:after="40" w:line="264" w:lineRule="auto"/>
+      </w:pPr>
+      <w:r>
+        <w:rPr>
+          <w:rFonts w:ascii="Calibri" w:hAnsi="Calibri" w:eastAsia="Songti SC"/>
           <w:b w:val="0"/>
           <w:i w:val="0"/>
           <w:color w:val="667085"/>
@@ -787,7 +1067,7 @@
       </w:pPr>
       <w:r>
         <w:rPr>
-          <w:rFonts w:ascii="Calibri" w:hAnsi="Calibri" w:eastAsia="Heiti TC"/>
+          <w:rFonts w:ascii="Calibri" w:hAnsi="Calibri" w:eastAsia="Songti SC"/>
           <w:b w:val="0"/>
           <w:i w:val="0"/>
           <w:color w:val="334155"/>
@@ -802,287 +1082,7 @@
       </w:pPr>
       <w:r>
         <w:rPr>
-          <w:rFonts w:ascii="Calibri" w:hAnsi="Calibri" w:eastAsia="Heiti TC"/>
-          <w:b w:val="0"/>
-          <w:i w:val="0"/>
-          <w:color w:val="667085"/>
-          <w:sz w:val="17"/>
-        </w:rPr>
-        <w:t xml:space="preserve">Report: </w:t>
-      </w:r>
-      <w:hyperlink r:id="rId19">
-        <w:r>
-          <w:rPr>
-            <w:color w:val="285B9D"/>
-            <w:u w:val="single"/>
-            <w:rFonts w:eastAsia="Heiti TC" w:ascii="Calibri" w:hAnsi="Calibri"/>
-          </w:rPr>
-          <w:t>reports/archive-2dc3c27aedc1</w:t>
-        </w:r>
-      </w:hyperlink>
-    </w:p>
-    <w:p>
-      <w:pPr>
-        <w:spacing w:before="0" w:after="40" w:line="264" w:lineRule="auto"/>
-      </w:pPr>
-      <w:r>
-        <w:rPr>
-          <w:rFonts w:ascii="Calibri" w:hAnsi="Calibri" w:eastAsia="Heiti TC"/>
-          <w:b/>
-          <w:i w:val="0"/>
-          <w:color w:val="0B2545"/>
-          <w:sz w:val="23"/>
-        </w:rPr>
-        <w:t>3. A 股 AI 电力/电网产业链重估：从全球 T&amp;D 瓶颈逻辑映射至特高压与变压器标的</w:t>
-      </w:r>
-    </w:p>
-    <w:p>
-      <w:pPr>
-        <w:spacing w:before="0" w:after="40" w:line="264" w:lineRule="auto"/>
-      </w:pPr>
-      <w:r>
-        <w:rPr>
-          <w:rFonts w:ascii="Calibri" w:hAnsi="Calibri" w:eastAsia="Heiti TC"/>
-          <w:b w:val="0"/>
-          <w:i w:val="0"/>
-          <w:color w:val="667085"/>
-          <w:sz w:val="17"/>
-        </w:rPr>
-        <w:t>未识别 · 电力与电网 · score 47.3</w:t>
-      </w:r>
-    </w:p>
-    <w:p>
-      <w:pPr>
-        <w:spacing w:before="0" w:after="100" w:line="264" w:lineRule="auto"/>
-      </w:pPr>
-      <w:r>
-        <w:rPr>
-          <w:rFonts w:ascii="Calibri" w:hAnsi="Calibri" w:eastAsia="Heiti TC"/>
-          <w:b w:val="0"/>
-          <w:i w:val="0"/>
-          <w:color w:val="334155"/>
-          <w:sz w:val="20"/>
-        </w:rPr>
-        <w:t>A 股 AI 电力/电网产业链重估：从全球 T&amp;D 瓶颈逻辑映射至特高压与变压器标的</w:t>
-      </w:r>
-    </w:p>
-    <w:p>
-      <w:pPr>
-        <w:spacing w:before="0" w:after="160" w:line="264" w:lineRule="auto"/>
-      </w:pPr>
-      <w:r>
-        <w:rPr>
-          <w:rFonts w:ascii="Calibri" w:hAnsi="Calibri" w:eastAsia="Heiti TC"/>
-          <w:b w:val="0"/>
-          <w:i w:val="0"/>
-          <w:color w:val="667085"/>
-          <w:sz w:val="17"/>
-        </w:rPr>
-        <w:t xml:space="preserve">Report: </w:t>
-      </w:r>
-      <w:hyperlink r:id="rId20">
-        <w:r>
-          <w:rPr>
-            <w:color w:val="285B9D"/>
-            <w:u w:val="single"/>
-            <w:rFonts w:eastAsia="Heiti TC" w:ascii="Calibri" w:hAnsi="Calibri"/>
-          </w:rPr>
-          <w:t>reports/archive-4c492287c503</w:t>
-        </w:r>
-      </w:hyperlink>
-    </w:p>
-    <w:p>
-      <w:pPr>
-        <w:spacing w:before="0" w:after="40" w:line="264" w:lineRule="auto"/>
-      </w:pPr>
-      <w:r>
-        <w:rPr>
-          <w:rFonts w:ascii="Calibri" w:hAnsi="Calibri" w:eastAsia="Heiti TC"/>
-          <w:b/>
-          <w:i w:val="0"/>
-          <w:color w:val="0B2545"/>
-          <w:sz w:val="23"/>
-        </w:rPr>
-        <w:t>4. AI 的边际定价权,是否已从芯片转向电力?</w:t>
-      </w:r>
-    </w:p>
-    <w:p>
-      <w:pPr>
-        <w:spacing w:before="0" w:after="40" w:line="264" w:lineRule="auto"/>
-      </w:pPr>
-      <w:r>
-        <w:rPr>
-          <w:rFonts w:ascii="Calibri" w:hAnsi="Calibri" w:eastAsia="Heiti TC"/>
-          <w:b w:val="0"/>
-          <w:i w:val="0"/>
-          <w:color w:val="667085"/>
-          <w:sz w:val="17"/>
-        </w:rPr>
-        <w:t>未识别 · 宏观通胀传导 · score 45.5</w:t>
-      </w:r>
-    </w:p>
-    <w:p>
-      <w:pPr>
-        <w:spacing w:before="0" w:after="100" w:line="264" w:lineRule="auto"/>
-      </w:pPr>
-      <w:r>
-        <w:rPr>
-          <w:rFonts w:ascii="Calibri" w:hAnsi="Calibri" w:eastAsia="Heiti TC"/>
-          <w:b w:val="0"/>
-          <w:i w:val="0"/>
-          <w:color w:val="334155"/>
-          <w:sz w:val="20"/>
-        </w:rPr>
-        <w:t>研究记录 — 首席策略师 - 工作日期:2026-05-26(新加坡时间) - 立场: stress-test (压力测试既成的市场叙事,而非否认其物理基础) - 主题:AI 的边际定价权 —— 硅片 vs. 电子 - 问题:在 hypersc...</w:t>
-      </w:r>
-    </w:p>
-    <w:p>
-      <w:pPr>
-        <w:spacing w:before="0" w:after="160" w:line="264" w:lineRule="auto"/>
-      </w:pPr>
-      <w:r>
-        <w:rPr>
-          <w:rFonts w:ascii="Calibri" w:hAnsi="Calibri" w:eastAsia="Heiti TC"/>
-          <w:b w:val="0"/>
-          <w:i w:val="0"/>
-          <w:color w:val="667085"/>
-          <w:sz w:val="17"/>
-        </w:rPr>
-        <w:t xml:space="preserve">Report: </w:t>
-      </w:r>
-      <w:hyperlink r:id="rId21">
-        <w:r>
-          <w:rPr>
-            <w:color w:val="285B9D"/>
-            <w:u w:val="single"/>
-            <w:rFonts w:eastAsia="Heiti TC" w:ascii="Calibri" w:hAnsi="Calibri"/>
-          </w:rPr>
-          <w:t>reports/archive-8ec0e37fd17b</w:t>
-        </w:r>
-      </w:hyperlink>
-    </w:p>
-    <w:p>
-      <w:pPr>
-        <w:spacing w:before="0" w:after="40" w:line="264" w:lineRule="auto"/>
-      </w:pPr>
-      <w:r>
-        <w:rPr>
-          <w:rFonts w:ascii="Calibri" w:hAnsi="Calibri" w:eastAsia="Heiti TC"/>
-          <w:b/>
-          <w:i w:val="0"/>
-          <w:color w:val="0B2545"/>
-          <w:sz w:val="23"/>
-        </w:rPr>
-        <w:t>5. AI 推理：零毛利的终局？— 2026-05-26</w:t>
-      </w:r>
-    </w:p>
-    <w:p>
-      <w:pPr>
-        <w:spacing w:before="0" w:after="40" w:line="264" w:lineRule="auto"/>
-      </w:pPr>
-      <w:r>
-        <w:rPr>
-          <w:rFonts w:ascii="Calibri" w:hAnsi="Calibri" w:eastAsia="Heiti TC"/>
-          <w:b w:val="0"/>
-          <w:i w:val="0"/>
-          <w:color w:val="667085"/>
-          <w:sz w:val="17"/>
-        </w:rPr>
-        <w:t>未识别 · AI 基础设施 · score 45.3</w:t>
-      </w:r>
-    </w:p>
-    <w:p>
-      <w:pPr>
-        <w:spacing w:before="0" w:after="100" w:line="264" w:lineRule="auto"/>
-      </w:pPr>
-      <w:r>
-        <w:rPr>
-          <w:rFonts w:ascii="Calibri" w:hAnsi="Calibri" w:eastAsia="Heiti TC"/>
-          <w:b w:val="0"/>
-          <w:i w:val="0"/>
-          <w:color w:val="334155"/>
-          <w:sz w:val="20"/>
-        </w:rPr>
-        <w:t>截至本院工作日 2026-05-26，我对既有判断作综合并基本支持：DeepSeek V4 的定价 shock 强化了“大模型 API 层正在走向重资产、低定价权、公用事业化”的结论，但它还不能证明整个大模型行业已...</w:t>
-      </w:r>
-    </w:p>
-    <w:p>
-      <w:pPr>
-        <w:spacing w:before="0" w:after="160" w:line="264" w:lineRule="auto"/>
-      </w:pPr>
-      <w:r>
-        <w:rPr>
-          <w:rFonts w:ascii="Calibri" w:hAnsi="Calibri" w:eastAsia="Heiti TC"/>
-          <w:b w:val="0"/>
-          <w:i w:val="0"/>
-          <w:color w:val="667085"/>
-          <w:sz w:val="17"/>
-        </w:rPr>
-        <w:t xml:space="preserve">Report: </w:t>
-      </w:r>
-      <w:hyperlink r:id="rId22">
-        <w:r>
-          <w:rPr>
-            <w:color w:val="285B9D"/>
-            <w:u w:val="single"/>
-            <w:rFonts w:eastAsia="Heiti TC" w:ascii="Calibri" w:hAnsi="Calibri"/>
-          </w:rPr>
-          <w:t>reports/archive-0c168e7344cd</w:t>
-        </w:r>
-      </w:hyperlink>
-    </w:p>
-    <w:p>
-      <w:pPr>
-        <w:spacing w:before="0" w:after="40" w:line="264" w:lineRule="auto"/>
-      </w:pPr>
-      <w:r>
-        <w:rPr>
-          <w:rFonts w:ascii="Calibri" w:hAnsi="Calibri" w:eastAsia="Heiti TC"/>
-          <w:b/>
-          <w:i w:val="0"/>
-          <w:color w:val="0B2545"/>
-          <w:sz w:val="23"/>
-        </w:rPr>
-        <w:t>6. 研究记录09债券压力测试 — 2026-05-26</w:t>
-      </w:r>
-    </w:p>
-    <w:p>
-      <w:pPr>
-        <w:spacing w:before="0" w:after="40" w:line="264" w:lineRule="auto"/>
-      </w:pPr>
-      <w:r>
-        <w:rPr>
-          <w:rFonts w:ascii="Calibri" w:hAnsi="Calibri" w:eastAsia="Heiti TC"/>
-          <w:b w:val="0"/>
-          <w:i w:val="0"/>
-          <w:color w:val="667085"/>
-          <w:sz w:val="17"/>
-        </w:rPr>
-        <w:t>未识别 · 宏观通胀传导 · score 44.8</w:t>
-      </w:r>
-    </w:p>
-    <w:p>
-      <w:pPr>
-        <w:spacing w:before="0" w:after="100" w:line="264" w:lineRule="auto"/>
-      </w:pPr>
-      <w:r>
-        <w:rPr>
-          <w:rFonts w:ascii="Calibri" w:hAnsi="Calibri" w:eastAsia="Heiti TC"/>
-          <w:b w:val="0"/>
-          <w:i w:val="0"/>
-          <w:color w:val="334155"/>
-          <w:sz w:val="20"/>
-        </w:rPr>
-        <w:t>截至研究所工作日2026-05-26，我对prior research notes做压力测试而非否定：若人民银行选择数量型宽松而非价格型降息，前端资金利率会被托住；但若USD/CNY中间价从6.8318被引导至6.90，中国10...</w:t>
-      </w:r>
-    </w:p>
-    <w:p>
-      <w:pPr>
-        <w:spacing w:before="0" w:after="160" w:line="264" w:lineRule="auto"/>
-      </w:pPr>
-      <w:r>
-        <w:rPr>
-          <w:rFonts w:ascii="Calibri" w:hAnsi="Calibri" w:eastAsia="Heiti TC"/>
+          <w:rFonts w:ascii="Calibri" w:hAnsi="Calibri" w:eastAsia="Songti SC"/>
           <w:b w:val="0"/>
           <w:i w:val="0"/>
           <w:color w:val="667085"/>
@@ -1095,9 +1095,9 @@
           <w:rPr>
             <w:color w:val="285B9D"/>
             <w:u w:val="single"/>
-            <w:rFonts w:eastAsia="Heiti TC" w:ascii="Calibri" w:hAnsi="Calibri"/>
+            <w:rFonts w:eastAsia="Songti SC" w:ascii="Calibri" w:hAnsi="Calibri"/>
           </w:rPr>
-          <w:t>reports/archive-839b039938f3</w:t>
+          <w:t>reports/archive-2dc3c27aedc1</w:t>
         </w:r>
       </w:hyperlink>
     </w:p>
@@ -1115,7 +1115,7 @@
       </w:pPr>
       <w:r>
         <w:rPr>
-          <w:rFonts w:ascii="Calibri" w:hAnsi="Calibri" w:eastAsia="Heiti TC"/>
+          <w:rFonts w:ascii="Calibri" w:hAnsi="Calibri" w:eastAsia="Songti SC"/>
           <w:b/>
           <w:i w:val="0"/>
           <w:color w:val="0B2545"/>
@@ -1130,7 +1130,7 @@
       </w:pPr>
       <w:r>
         <w:rPr>
-          <w:rFonts w:ascii="Calibri" w:hAnsi="Calibri" w:eastAsia="Heiti TC"/>
+          <w:rFonts w:ascii="Calibri" w:hAnsi="Calibri" w:eastAsia="Songti SC"/>
           <w:b w:val="0"/>
           <w:i w:val="0"/>
           <w:color w:val="334155"/>
@@ -1145,7 +1145,7 @@
       </w:pPr>
       <w:r>
         <w:rPr>
-          <w:rFonts w:ascii="Calibri" w:hAnsi="Calibri" w:eastAsia="Heiti TC"/>
+          <w:rFonts w:ascii="Calibri" w:hAnsi="Calibri" w:eastAsia="Songti SC"/>
           <w:b w:val="0"/>
           <w:i w:val="0"/>
           <w:color w:val="667085"/>
@@ -1158,7 +1158,7 @@
           <w:rPr>
             <w:color w:val="285B9D"/>
             <w:u w:val="single"/>
-            <w:rFonts w:eastAsia="Heiti TC" w:ascii="Calibri" w:hAnsi="Calibri"/>
+            <w:rFonts w:eastAsia="Songti SC" w:ascii="Calibri" w:hAnsi="Calibri"/>
           </w:rPr>
           <w:t>reports/archive-f158c8e7e23e</w:t>
         </w:r>
@@ -1170,7 +1170,7 @@
       </w:pPr>
       <w:r>
         <w:rPr>
-          <w:rFonts w:ascii="Calibri" w:hAnsi="Calibri" w:eastAsia="Heiti TC"/>
+          <w:rFonts w:ascii="Calibri" w:hAnsi="Calibri" w:eastAsia="Songti SC"/>
           <w:b/>
           <w:i w:val="0"/>
           <w:color w:val="0B2545"/>
@@ -1185,7 +1185,7 @@
       </w:pPr>
       <w:r>
         <w:rPr>
-          <w:rFonts w:ascii="Calibri" w:hAnsi="Calibri" w:eastAsia="Heiti TC"/>
+          <w:rFonts w:ascii="Calibri" w:hAnsi="Calibri" w:eastAsia="Songti SC"/>
           <w:b w:val="0"/>
           <w:i w:val="0"/>
           <w:color w:val="334155"/>
@@ -1200,7 +1200,7 @@
       </w:pPr>
       <w:r>
         <w:rPr>
-          <w:rFonts w:ascii="Calibri" w:hAnsi="Calibri" w:eastAsia="Heiti TC"/>
+          <w:rFonts w:ascii="Calibri" w:hAnsi="Calibri" w:eastAsia="Songti SC"/>
           <w:b w:val="0"/>
           <w:i w:val="0"/>
           <w:color w:val="667085"/>
@@ -1213,7 +1213,7 @@
           <w:rPr>
             <w:color w:val="285B9D"/>
             <w:u w:val="single"/>
-            <w:rFonts w:eastAsia="Heiti TC" w:ascii="Calibri" w:hAnsi="Calibri"/>
+            <w:rFonts w:eastAsia="Songti SC" w:ascii="Calibri" w:hAnsi="Calibri"/>
           </w:rPr>
           <w:t>reports/archive-d2491bcecc68</w:t>
         </w:r>
@@ -1225,7 +1225,7 @@
       </w:pPr>
       <w:r>
         <w:rPr>
-          <w:rFonts w:ascii="Calibri" w:hAnsi="Calibri" w:eastAsia="Heiti TC"/>
+          <w:rFonts w:ascii="Calibri" w:hAnsi="Calibri" w:eastAsia="Songti SC"/>
           <w:b/>
           <w:i w:val="0"/>
           <w:color w:val="0B2545"/>
@@ -1240,7 +1240,7 @@
       </w:pPr>
       <w:r>
         <w:rPr>
-          <w:rFonts w:ascii="Calibri" w:hAnsi="Calibri" w:eastAsia="Heiti TC"/>
+          <w:rFonts w:ascii="Calibri" w:hAnsi="Calibri" w:eastAsia="Songti SC"/>
           <w:b w:val="0"/>
           <w:i w:val="0"/>
           <w:color w:val="334155"/>
@@ -1255,7 +1255,7 @@
       </w:pPr>
       <w:r>
         <w:rPr>
-          <w:rFonts w:ascii="Calibri" w:hAnsi="Calibri" w:eastAsia="Heiti TC"/>
+          <w:rFonts w:ascii="Calibri" w:hAnsi="Calibri" w:eastAsia="Songti SC"/>
           <w:b w:val="0"/>
           <w:i w:val="0"/>
           <w:color w:val="667085"/>
@@ -1268,7 +1268,7 @@
           <w:rPr>
             <w:color w:val="285B9D"/>
             <w:u w:val="single"/>
-            <w:rFonts w:eastAsia="Heiti TC" w:ascii="Calibri" w:hAnsi="Calibri"/>
+            <w:rFonts w:eastAsia="Songti SC" w:ascii="Calibri" w:hAnsi="Calibri"/>
           </w:rPr>
           <w:t>reports/archive-c1f1503528aa</w:t>
         </w:r>
@@ -1311,7 +1311,7 @@
             <w:r/>
             <w:r>
               <w:rPr>
-                <w:rFonts w:ascii="Calibri" w:hAnsi="Calibri" w:eastAsia="Heiti TC"/>
+                <w:rFonts w:ascii="Calibri" w:hAnsi="Calibri" w:eastAsia="Songti SC"/>
                 <w:b/>
                 <w:color w:val="475569"/>
                 <w:sz w:val="18"/>
@@ -1334,7 +1334,7 @@
             <w:r/>
             <w:r>
               <w:rPr>
-                <w:rFonts w:ascii="Calibri" w:hAnsi="Calibri" w:eastAsia="Heiti TC"/>
+                <w:rFonts w:ascii="Calibri" w:hAnsi="Calibri" w:eastAsia="Songti SC"/>
                 <w:b/>
                 <w:color w:val="475569"/>
                 <w:sz w:val="18"/>
@@ -1357,7 +1357,7 @@
             <w:r/>
             <w:r>
               <w:rPr>
-                <w:rFonts w:ascii="Calibri" w:hAnsi="Calibri" w:eastAsia="Heiti TC"/>
+                <w:rFonts w:ascii="Calibri" w:hAnsi="Calibri" w:eastAsia="Songti SC"/>
                 <w:b/>
                 <w:color w:val="475569"/>
                 <w:sz w:val="18"/>
@@ -1380,7 +1380,7 @@
             <w:r/>
             <w:r>
               <w:rPr>
-                <w:rFonts w:ascii="Calibri" w:hAnsi="Calibri" w:eastAsia="Heiti TC"/>
+                <w:rFonts w:ascii="Calibri" w:hAnsi="Calibri" w:eastAsia="Songti SC"/>
                 <w:b/>
                 <w:color w:val="475569"/>
                 <w:sz w:val="18"/>
@@ -1403,7 +1403,7 @@
             <w:r/>
             <w:r>
               <w:rPr>
-                <w:rFonts w:ascii="Calibri" w:hAnsi="Calibri" w:eastAsia="Heiti TC"/>
+                <w:rFonts w:ascii="Calibri" w:hAnsi="Calibri" w:eastAsia="Songti SC"/>
                 <w:b/>
                 <w:color w:val="475569"/>
                 <w:sz w:val="18"/>
@@ -1426,7 +1426,116 @@
             <w:r/>
             <w:r>
               <w:rPr>
-                <w:rFonts w:ascii="Calibri" w:hAnsi="Calibri" w:eastAsia="Heiti TC"/>
+                <w:rFonts w:ascii="Calibri" w:hAnsi="Calibri" w:eastAsia="Songti SC"/>
+                <w:b w:val="0"/>
+                <w:color w:val="111827"/>
+                <w:sz w:val="17"/>
+              </w:rPr>
+              <w:t>AI 电力设备压力测试：SiC 器件与干式变压器</w:t>
+            </w:r>
+          </w:p>
+        </w:tc>
+        <w:tc>
+          <w:tcPr>
+            <w:tcW w:type="dxa" w:w="1560"/>
+            <w:vAlign w:val="center"/>
+          </w:tcPr>
+          <w:p>
+            <w:pPr>
+              <w:spacing w:before="0" w:after="0"/>
+            </w:pPr>
+            <w:r/>
+            <w:r>
+              <w:rPr>
+                <w:rFonts w:ascii="Calibri" w:hAnsi="Calibri" w:eastAsia="Songti SC"/>
+                <w:b w:val="0"/>
+                <w:color w:val="111827"/>
+                <w:sz w:val="16"/>
+              </w:rPr>
+              <w:t>未识别</w:t>
+            </w:r>
+          </w:p>
+        </w:tc>
+        <w:tc>
+          <w:tcPr>
+            <w:tcW w:type="dxa" w:w="1680"/>
+            <w:vAlign w:val="center"/>
+          </w:tcPr>
+          <w:p>
+            <w:pPr>
+              <w:spacing w:before="0" w:after="0"/>
+            </w:pPr>
+            <w:r/>
+            <w:r>
+              <w:rPr>
+                <w:rFonts w:ascii="Calibri" w:hAnsi="Calibri" w:eastAsia="Songti SC"/>
+                <w:b w:val="0"/>
+                <w:color w:val="111827"/>
+                <w:sz w:val="16"/>
+              </w:rPr>
+              <w:t>工业供给瓶颈</w:t>
+            </w:r>
+          </w:p>
+        </w:tc>
+        <w:tc>
+          <w:tcPr>
+            <w:tcW w:type="dxa" w:w="900"/>
+            <w:vAlign w:val="center"/>
+          </w:tcPr>
+          <w:p>
+            <w:pPr>
+              <w:spacing w:before="0" w:after="0"/>
+              <w:jc w:val="center"/>
+            </w:pPr>
+            <w:r/>
+            <w:r>
+              <w:rPr>
+                <w:rFonts w:ascii="Calibri" w:hAnsi="Calibri" w:eastAsia="Songti SC"/>
+                <w:b/>
+                <w:color w:val="111827"/>
+                <w:sz w:val="17"/>
+              </w:rPr>
+              <w:t>55.0</w:t>
+            </w:r>
+          </w:p>
+        </w:tc>
+        <w:tc>
+          <w:tcPr>
+            <w:tcW w:type="dxa" w:w="1500"/>
+            <w:vAlign w:val="center"/>
+          </w:tcPr>
+          <w:p>
+            <w:pPr>
+              <w:spacing w:before="0" w:after="0"/>
+              <w:jc w:val="center"/>
+            </w:pPr>
+            <w:r/>
+            <w:r>
+              <w:rPr>
+                <w:rFonts w:ascii="Calibri" w:hAnsi="Calibri" w:eastAsia="Songti SC"/>
+                <w:b w:val="0"/>
+                <w:color w:val="111827"/>
+                <w:sz w:val="16"/>
+              </w:rPr>
+              <w:t>风险 2</w:t>
+            </w:r>
+          </w:p>
+        </w:tc>
+      </w:tr>
+      <w:tr>
+        <w:tc>
+          <w:tcPr>
+            <w:tcW w:type="dxa" w:w="3720"/>
+            <w:vAlign w:val="center"/>
+          </w:tcPr>
+          <w:p>
+            <w:pPr>
+              <w:spacing w:before="0" w:after="0"/>
+            </w:pPr>
+            <w:r/>
+            <w:r>
+              <w:rPr>
+                <w:rFonts w:ascii="Calibri" w:hAnsi="Calibri" w:eastAsia="Songti SC"/>
                 <w:b w:val="0"/>
                 <w:color w:val="111827"/>
                 <w:sz w:val="17"/>
@@ -1447,7 +1556,7 @@
             <w:r/>
             <w:r>
               <w:rPr>
-                <w:rFonts w:ascii="Calibri" w:hAnsi="Calibri" w:eastAsia="Heiti TC"/>
+                <w:rFonts w:ascii="Calibri" w:hAnsi="Calibri" w:eastAsia="Songti SC"/>
                 <w:b w:val="0"/>
                 <w:color w:val="111827"/>
                 <w:sz w:val="16"/>
@@ -1468,7 +1577,7 @@
             <w:r/>
             <w:r>
               <w:rPr>
-                <w:rFonts w:ascii="Calibri" w:hAnsi="Calibri" w:eastAsia="Heiti TC"/>
+                <w:rFonts w:ascii="Calibri" w:hAnsi="Calibri" w:eastAsia="Songti SC"/>
                 <w:b w:val="0"/>
                 <w:color w:val="111827"/>
                 <w:sz w:val="16"/>
@@ -1490,7 +1599,7 @@
             <w:r/>
             <w:r>
               <w:rPr>
-                <w:rFonts w:ascii="Calibri" w:hAnsi="Calibri" w:eastAsia="Heiti TC"/>
+                <w:rFonts w:ascii="Calibri" w:hAnsi="Calibri" w:eastAsia="Songti SC"/>
                 <w:b/>
                 <w:color w:val="111827"/>
                 <w:sz w:val="17"/>
@@ -1512,7 +1621,7 @@
             <w:r/>
             <w:r>
               <w:rPr>
-                <w:rFonts w:ascii="Calibri" w:hAnsi="Calibri" w:eastAsia="Heiti TC"/>
+                <w:rFonts w:ascii="Calibri" w:hAnsi="Calibri" w:eastAsia="Songti SC"/>
                 <w:b w:val="0"/>
                 <w:color w:val="111827"/>
                 <w:sz w:val="16"/>
@@ -1535,12 +1644,12 @@
             <w:r/>
             <w:r>
               <w:rPr>
-                <w:rFonts w:ascii="Calibri" w:hAnsi="Calibri" w:eastAsia="Heiti TC"/>
+                <w:rFonts w:ascii="Calibri" w:hAnsi="Calibri" w:eastAsia="Songti SC"/>
                 <w:b w:val="0"/>
                 <w:color w:val="111827"/>
                 <w:sz w:val="17"/>
               </w:rPr>
-              <w:t>极高功率密度机柜对配电侧变压器及自动化运维的压力测试</w:t>
+              <w:t>AI算力芯片演进对数据中心电力需求的驱动：电网扩容与配电自动化的迫切性</w:t>
             </w:r>
           </w:p>
         </w:tc>
@@ -1556,7 +1665,7 @@
             <w:r/>
             <w:r>
               <w:rPr>
-                <w:rFonts w:ascii="Calibri" w:hAnsi="Calibri" w:eastAsia="Heiti TC"/>
+                <w:rFonts w:ascii="Calibri" w:hAnsi="Calibri" w:eastAsia="Songti SC"/>
                 <w:b w:val="0"/>
                 <w:color w:val="111827"/>
                 <w:sz w:val="16"/>
@@ -1577,12 +1686,12 @@
             <w:r/>
             <w:r>
               <w:rPr>
-                <w:rFonts w:ascii="Calibri" w:hAnsi="Calibri" w:eastAsia="Heiti TC"/>
+                <w:rFonts w:ascii="Calibri" w:hAnsi="Calibri" w:eastAsia="Songti SC"/>
                 <w:b w:val="0"/>
                 <w:color w:val="111827"/>
                 <w:sz w:val="16"/>
               </w:rPr>
-              <w:t>宏观通胀传导</w:t>
+              <w:t>AI 基础设施</w:t>
             </w:r>
           </w:p>
         </w:tc>
@@ -1599,12 +1708,12 @@
             <w:r/>
             <w:r>
               <w:rPr>
-                <w:rFonts w:ascii="Calibri" w:hAnsi="Calibri" w:eastAsia="Heiti TC"/>
+                <w:rFonts w:ascii="Calibri" w:hAnsi="Calibri" w:eastAsia="Songti SC"/>
                 <w:b/>
                 <w:color w:val="111827"/>
                 <w:sz w:val="17"/>
               </w:rPr>
-              <w:t>50.5</w:t>
+              <w:t>53.1</w:t>
             </w:r>
           </w:p>
         </w:tc>
@@ -1621,7 +1730,225 @@
             <w:r/>
             <w:r>
               <w:rPr>
-                <w:rFonts w:ascii="Calibri" w:hAnsi="Calibri" w:eastAsia="Heiti TC"/>
+                <w:rFonts w:ascii="Calibri" w:hAnsi="Calibri" w:eastAsia="Songti SC"/>
+                <w:b w:val="0"/>
+                <w:color w:val="111827"/>
+                <w:sz w:val="16"/>
+              </w:rPr>
+              <w:t>常规</w:t>
+            </w:r>
+          </w:p>
+        </w:tc>
+      </w:tr>
+      <w:tr>
+        <w:tc>
+          <w:tcPr>
+            <w:tcW w:type="dxa" w:w="3720"/>
+            <w:vAlign w:val="center"/>
+          </w:tcPr>
+          <w:p>
+            <w:pPr>
+              <w:spacing w:before="0" w:after="0"/>
+            </w:pPr>
+            <w:r/>
+            <w:r>
+              <w:rPr>
+                <w:rFonts w:ascii="Calibri" w:hAnsi="Calibri" w:eastAsia="Songti SC"/>
+                <w:b w:val="0"/>
+                <w:color w:val="111827"/>
+                <w:sz w:val="17"/>
+              </w:rPr>
+              <w:t>电力设备交付瓶颈对"东数西算"政策的压力测试</w:t>
+            </w:r>
+          </w:p>
+        </w:tc>
+        <w:tc>
+          <w:tcPr>
+            <w:tcW w:type="dxa" w:w="1560"/>
+            <w:vAlign w:val="center"/>
+          </w:tcPr>
+          <w:p>
+            <w:pPr>
+              <w:spacing w:before="0" w:after="0"/>
+            </w:pPr>
+            <w:r/>
+            <w:r>
+              <w:rPr>
+                <w:rFonts w:ascii="Calibri" w:hAnsi="Calibri" w:eastAsia="Songti SC"/>
+                <w:b w:val="0"/>
+                <w:color w:val="111827"/>
+                <w:sz w:val="16"/>
+              </w:rPr>
+              <w:t>未识别</w:t>
+            </w:r>
+          </w:p>
+        </w:tc>
+        <w:tc>
+          <w:tcPr>
+            <w:tcW w:type="dxa" w:w="1680"/>
+            <w:vAlign w:val="center"/>
+          </w:tcPr>
+          <w:p>
+            <w:pPr>
+              <w:spacing w:before="0" w:after="0"/>
+            </w:pPr>
+            <w:r/>
+            <w:r>
+              <w:rPr>
+                <w:rFonts w:ascii="Calibri" w:hAnsi="Calibri" w:eastAsia="Songti SC"/>
+                <w:b w:val="0"/>
+                <w:color w:val="111827"/>
+                <w:sz w:val="16"/>
+              </w:rPr>
+              <w:t>工业供给瓶颈</w:t>
+            </w:r>
+          </w:p>
+        </w:tc>
+        <w:tc>
+          <w:tcPr>
+            <w:tcW w:type="dxa" w:w="900"/>
+            <w:vAlign w:val="center"/>
+          </w:tcPr>
+          <w:p>
+            <w:pPr>
+              <w:spacing w:before="0" w:after="0"/>
+              <w:jc w:val="center"/>
+            </w:pPr>
+            <w:r/>
+            <w:r>
+              <w:rPr>
+                <w:rFonts w:ascii="Calibri" w:hAnsi="Calibri" w:eastAsia="Songti SC"/>
+                <w:b/>
+                <w:color w:val="111827"/>
+                <w:sz w:val="17"/>
+              </w:rPr>
+              <w:t>51.6</w:t>
+            </w:r>
+          </w:p>
+        </w:tc>
+        <w:tc>
+          <w:tcPr>
+            <w:tcW w:type="dxa" w:w="1500"/>
+            <w:vAlign w:val="center"/>
+          </w:tcPr>
+          <w:p>
+            <w:pPr>
+              <w:spacing w:before="0" w:after="0"/>
+              <w:jc w:val="center"/>
+            </w:pPr>
+            <w:r/>
+            <w:r>
+              <w:rPr>
+                <w:rFonts w:ascii="Calibri" w:hAnsi="Calibri" w:eastAsia="Songti SC"/>
+                <w:b w:val="0"/>
+                <w:color w:val="111827"/>
+                <w:sz w:val="16"/>
+              </w:rPr>
+              <w:t>风险 3</w:t>
+            </w:r>
+          </w:p>
+        </w:tc>
+      </w:tr>
+      <w:tr>
+        <w:tc>
+          <w:tcPr>
+            <w:tcW w:type="dxa" w:w="3720"/>
+            <w:vAlign w:val="center"/>
+          </w:tcPr>
+          <w:p>
+            <w:pPr>
+              <w:spacing w:before="0" w:after="0"/>
+            </w:pPr>
+            <w:r/>
+            <w:r>
+              <w:rPr>
+                <w:rFonts w:ascii="Calibri" w:hAnsi="Calibri" w:eastAsia="Songti SC"/>
+                <w:b w:val="0"/>
+                <w:color w:val="111827"/>
+                <w:sz w:val="17"/>
+              </w:rPr>
+              <w:t>全球AI算力扩张的物理并网阻碍与能源供给侧产能缺口深研报告</w:t>
+            </w:r>
+          </w:p>
+        </w:tc>
+        <w:tc>
+          <w:tcPr>
+            <w:tcW w:type="dxa" w:w="1560"/>
+            <w:vAlign w:val="center"/>
+          </w:tcPr>
+          <w:p>
+            <w:pPr>
+              <w:spacing w:before="0" w:after="0"/>
+            </w:pPr>
+            <w:r/>
+            <w:r>
+              <w:rPr>
+                <w:rFonts w:ascii="Calibri" w:hAnsi="Calibri" w:eastAsia="Songti SC"/>
+                <w:b w:val="0"/>
+                <w:color w:val="111827"/>
+                <w:sz w:val="16"/>
+              </w:rPr>
+              <w:t>未识别</w:t>
+            </w:r>
+          </w:p>
+        </w:tc>
+        <w:tc>
+          <w:tcPr>
+            <w:tcW w:type="dxa" w:w="1680"/>
+            <w:vAlign w:val="center"/>
+          </w:tcPr>
+          <w:p>
+            <w:pPr>
+              <w:spacing w:before="0" w:after="0"/>
+            </w:pPr>
+            <w:r/>
+            <w:r>
+              <w:rPr>
+                <w:rFonts w:ascii="Calibri" w:hAnsi="Calibri" w:eastAsia="Songti SC"/>
+                <w:b w:val="0"/>
+                <w:color w:val="111827"/>
+                <w:sz w:val="16"/>
+              </w:rPr>
+              <w:t>AI 基础设施</w:t>
+            </w:r>
+          </w:p>
+        </w:tc>
+        <w:tc>
+          <w:tcPr>
+            <w:tcW w:type="dxa" w:w="900"/>
+            <w:vAlign w:val="center"/>
+          </w:tcPr>
+          <w:p>
+            <w:pPr>
+              <w:spacing w:before="0" w:after="0"/>
+              <w:jc w:val="center"/>
+            </w:pPr>
+            <w:r/>
+            <w:r>
+              <w:rPr>
+                <w:rFonts w:ascii="Calibri" w:hAnsi="Calibri" w:eastAsia="Songti SC"/>
+                <w:b/>
+                <w:color w:val="111827"/>
+                <w:sz w:val="17"/>
+              </w:rPr>
+              <w:t>50.7</w:t>
+            </w:r>
+          </w:p>
+        </w:tc>
+        <w:tc>
+          <w:tcPr>
+            <w:tcW w:type="dxa" w:w="1500"/>
+            <w:vAlign w:val="center"/>
+          </w:tcPr>
+          <w:p>
+            <w:pPr>
+              <w:spacing w:before="0" w:after="0"/>
+              <w:jc w:val="center"/>
+            </w:pPr>
+            <w:r/>
+            <w:r>
+              <w:rPr>
+                <w:rFonts w:ascii="Calibri" w:hAnsi="Calibri" w:eastAsia="Songti SC"/>
                 <w:b w:val="0"/>
                 <w:color w:val="111827"/>
                 <w:sz w:val="16"/>
@@ -1644,12 +1971,12 @@
             <w:r/>
             <w:r>
               <w:rPr>
-                <w:rFonts w:ascii="Calibri" w:hAnsi="Calibri" w:eastAsia="Heiti TC"/>
+                <w:rFonts w:ascii="Calibri" w:hAnsi="Calibri" w:eastAsia="Songti SC"/>
                 <w:b w:val="0"/>
                 <w:color w:val="111827"/>
                 <w:sz w:val="17"/>
               </w:rPr>
-              <w:t>A 股 AI 电力/电网产业链重估：从全球 T&amp;D 瓶颈逻辑映射至特高压与变压器标的</w:t>
+              <w:t>极高功率密度机柜对配电侧变压器及自动化运维的压力测试</w:t>
             </w:r>
           </w:p>
         </w:tc>
@@ -1665,7 +1992,7 @@
             <w:r/>
             <w:r>
               <w:rPr>
-                <w:rFonts w:ascii="Calibri" w:hAnsi="Calibri" w:eastAsia="Heiti TC"/>
+                <w:rFonts w:ascii="Calibri" w:hAnsi="Calibri" w:eastAsia="Songti SC"/>
                 <w:b w:val="0"/>
                 <w:color w:val="111827"/>
                 <w:sz w:val="16"/>
@@ -1686,12 +2013,12 @@
             <w:r/>
             <w:r>
               <w:rPr>
-                <w:rFonts w:ascii="Calibri" w:hAnsi="Calibri" w:eastAsia="Heiti TC"/>
+                <w:rFonts w:ascii="Calibri" w:hAnsi="Calibri" w:eastAsia="Songti SC"/>
                 <w:b w:val="0"/>
                 <w:color w:val="111827"/>
                 <w:sz w:val="16"/>
               </w:rPr>
-              <w:t>电力与电网</w:t>
+              <w:t>宏观通胀传导</w:t>
             </w:r>
           </w:p>
         </w:tc>
@@ -1708,7 +2035,443 @@
             <w:r/>
             <w:r>
               <w:rPr>
-                <w:rFonts w:ascii="Calibri" w:hAnsi="Calibri" w:eastAsia="Heiti TC"/>
+                <w:rFonts w:ascii="Calibri" w:hAnsi="Calibri" w:eastAsia="Songti SC"/>
+                <w:b/>
+                <w:color w:val="111827"/>
+                <w:sz w:val="17"/>
+              </w:rPr>
+              <w:t>50.5</w:t>
+            </w:r>
+          </w:p>
+        </w:tc>
+        <w:tc>
+          <w:tcPr>
+            <w:tcW w:type="dxa" w:w="1500"/>
+            <w:vAlign w:val="center"/>
+          </w:tcPr>
+          <w:p>
+            <w:pPr>
+              <w:spacing w:before="0" w:after="0"/>
+              <w:jc w:val="center"/>
+            </w:pPr>
+            <w:r/>
+            <w:r>
+              <w:rPr>
+                <w:rFonts w:ascii="Calibri" w:hAnsi="Calibri" w:eastAsia="Songti SC"/>
+                <w:b w:val="0"/>
+                <w:color w:val="111827"/>
+                <w:sz w:val="16"/>
+              </w:rPr>
+              <w:t>风险 2</w:t>
+            </w:r>
+          </w:p>
+        </w:tc>
+      </w:tr>
+      <w:tr>
+        <w:tc>
+          <w:tcPr>
+            <w:tcW w:type="dxa" w:w="3720"/>
+            <w:vAlign w:val="center"/>
+          </w:tcPr>
+          <w:p>
+            <w:pPr>
+              <w:spacing w:before="0" w:after="0"/>
+            </w:pPr>
+            <w:r/>
+            <w:r>
+              <w:rPr>
+                <w:rFonts w:ascii="Calibri" w:hAnsi="Calibri" w:eastAsia="Songti SC"/>
+                <w:b w:val="0"/>
+                <w:color w:val="111827"/>
+                <w:sz w:val="17"/>
+              </w:rPr>
+              <w:t>芯片能效与液冷并不能填平AI电力缺口——只会加速它</w:t>
+            </w:r>
+          </w:p>
+        </w:tc>
+        <w:tc>
+          <w:tcPr>
+            <w:tcW w:type="dxa" w:w="1560"/>
+            <w:vAlign w:val="center"/>
+          </w:tcPr>
+          <w:p>
+            <w:pPr>
+              <w:spacing w:before="0" w:after="0"/>
+            </w:pPr>
+            <w:r/>
+            <w:r>
+              <w:rPr>
+                <w:rFonts w:ascii="Calibri" w:hAnsi="Calibri" w:eastAsia="Songti SC"/>
+                <w:b w:val="0"/>
+                <w:color w:val="111827"/>
+                <w:sz w:val="16"/>
+              </w:rPr>
+              <w:t>未识别</w:t>
+            </w:r>
+          </w:p>
+        </w:tc>
+        <w:tc>
+          <w:tcPr>
+            <w:tcW w:type="dxa" w:w="1680"/>
+            <w:vAlign w:val="center"/>
+          </w:tcPr>
+          <w:p>
+            <w:pPr>
+              <w:spacing w:before="0" w:after="0"/>
+            </w:pPr>
+            <w:r/>
+            <w:r>
+              <w:rPr>
+                <w:rFonts w:ascii="Calibri" w:hAnsi="Calibri" w:eastAsia="Songti SC"/>
+                <w:b w:val="0"/>
+                <w:color w:val="111827"/>
+                <w:sz w:val="16"/>
+              </w:rPr>
+              <w:t>宏观通胀传导</w:t>
+            </w:r>
+          </w:p>
+        </w:tc>
+        <w:tc>
+          <w:tcPr>
+            <w:tcW w:type="dxa" w:w="900"/>
+            <w:vAlign w:val="center"/>
+          </w:tcPr>
+          <w:p>
+            <w:pPr>
+              <w:spacing w:before="0" w:after="0"/>
+              <w:jc w:val="center"/>
+            </w:pPr>
+            <w:r/>
+            <w:r>
+              <w:rPr>
+                <w:rFonts w:ascii="Calibri" w:hAnsi="Calibri" w:eastAsia="Songti SC"/>
+                <w:b/>
+                <w:color w:val="111827"/>
+                <w:sz w:val="17"/>
+              </w:rPr>
+              <w:t>49.6</w:t>
+            </w:r>
+          </w:p>
+        </w:tc>
+        <w:tc>
+          <w:tcPr>
+            <w:tcW w:type="dxa" w:w="1500"/>
+            <w:vAlign w:val="center"/>
+          </w:tcPr>
+          <w:p>
+            <w:pPr>
+              <w:spacing w:before="0" w:after="0"/>
+              <w:jc w:val="center"/>
+            </w:pPr>
+            <w:r/>
+            <w:r>
+              <w:rPr>
+                <w:rFonts w:ascii="Calibri" w:hAnsi="Calibri" w:eastAsia="Songti SC"/>
+                <w:b w:val="0"/>
+                <w:color w:val="111827"/>
+                <w:sz w:val="16"/>
+              </w:rPr>
+              <w:t>风险 2</w:t>
+            </w:r>
+          </w:p>
+        </w:tc>
+      </w:tr>
+      <w:tr>
+        <w:tc>
+          <w:tcPr>
+            <w:tcW w:type="dxa" w:w="3720"/>
+            <w:vAlign w:val="center"/>
+          </w:tcPr>
+          <w:p>
+            <w:pPr>
+              <w:spacing w:before="0" w:after="0"/>
+            </w:pPr>
+            <w:r/>
+            <w:r>
+              <w:rPr>
+                <w:rFonts w:ascii="Calibri" w:hAnsi="Calibri" w:eastAsia="Songti SC"/>
+                <w:b w:val="0"/>
+                <w:color w:val="111827"/>
+                <w:sz w:val="17"/>
+              </w:rPr>
+              <w:t>虚张声势还是物理制约？电力设备交付延迟与 AI 基础设施 Time-to-Power (TTP) 瓶颈的压力测试报告</w:t>
+            </w:r>
+          </w:p>
+        </w:tc>
+        <w:tc>
+          <w:tcPr>
+            <w:tcW w:type="dxa" w:w="1560"/>
+            <w:vAlign w:val="center"/>
+          </w:tcPr>
+          <w:p>
+            <w:pPr>
+              <w:spacing w:before="0" w:after="0"/>
+            </w:pPr>
+            <w:r/>
+            <w:r>
+              <w:rPr>
+                <w:rFonts w:ascii="Calibri" w:hAnsi="Calibri" w:eastAsia="Songti SC"/>
+                <w:b w:val="0"/>
+                <w:color w:val="111827"/>
+                <w:sz w:val="16"/>
+              </w:rPr>
+              <w:t>未识别</w:t>
+            </w:r>
+          </w:p>
+        </w:tc>
+        <w:tc>
+          <w:tcPr>
+            <w:tcW w:type="dxa" w:w="1680"/>
+            <w:vAlign w:val="center"/>
+          </w:tcPr>
+          <w:p>
+            <w:pPr>
+              <w:spacing w:before="0" w:after="0"/>
+            </w:pPr>
+            <w:r/>
+            <w:r>
+              <w:rPr>
+                <w:rFonts w:ascii="Calibri" w:hAnsi="Calibri" w:eastAsia="Songti SC"/>
+                <w:b w:val="0"/>
+                <w:color w:val="111827"/>
+                <w:sz w:val="16"/>
+              </w:rPr>
+              <w:t>工业供给瓶颈</w:t>
+            </w:r>
+          </w:p>
+        </w:tc>
+        <w:tc>
+          <w:tcPr>
+            <w:tcW w:type="dxa" w:w="900"/>
+            <w:vAlign w:val="center"/>
+          </w:tcPr>
+          <w:p>
+            <w:pPr>
+              <w:spacing w:before="0" w:after="0"/>
+              <w:jc w:val="center"/>
+            </w:pPr>
+            <w:r/>
+            <w:r>
+              <w:rPr>
+                <w:rFonts w:ascii="Calibri" w:hAnsi="Calibri" w:eastAsia="Songti SC"/>
+                <w:b/>
+                <w:color w:val="111827"/>
+                <w:sz w:val="17"/>
+              </w:rPr>
+              <w:t>47.5</w:t>
+            </w:r>
+          </w:p>
+        </w:tc>
+        <w:tc>
+          <w:tcPr>
+            <w:tcW w:type="dxa" w:w="1500"/>
+            <w:vAlign w:val="center"/>
+          </w:tcPr>
+          <w:p>
+            <w:pPr>
+              <w:spacing w:before="0" w:after="0"/>
+              <w:jc w:val="center"/>
+            </w:pPr>
+            <w:r/>
+            <w:r>
+              <w:rPr>
+                <w:rFonts w:ascii="Calibri" w:hAnsi="Calibri" w:eastAsia="Songti SC"/>
+                <w:b w:val="0"/>
+                <w:color w:val="111827"/>
+                <w:sz w:val="16"/>
+              </w:rPr>
+              <w:t>风险 2</w:t>
+            </w:r>
+          </w:p>
+        </w:tc>
+      </w:tr>
+      <w:tr>
+        <w:tc>
+          <w:tcPr>
+            <w:tcW w:type="dxa" w:w="3720"/>
+            <w:vAlign w:val="center"/>
+          </w:tcPr>
+          <w:p>
+            <w:pPr>
+              <w:spacing w:before="0" w:after="0"/>
+            </w:pPr>
+            <w:r/>
+            <w:r>
+              <w:rPr>
+                <w:rFonts w:ascii="Calibri" w:hAnsi="Calibri" w:eastAsia="Songti SC"/>
+                <w:b w:val="0"/>
+                <w:color w:val="111827"/>
+                <w:sz w:val="17"/>
+              </w:rPr>
+              <w:t>贸易壁垒与出口管制的有效性：对美欧"熔炼与浇筑"原产地规则 vs. 中国出口许可制重塑AI电力设备供...</w:t>
+            </w:r>
+          </w:p>
+        </w:tc>
+        <w:tc>
+          <w:tcPr>
+            <w:tcW w:type="dxa" w:w="1560"/>
+            <w:vAlign w:val="center"/>
+          </w:tcPr>
+          <w:p>
+            <w:pPr>
+              <w:spacing w:before="0" w:after="0"/>
+            </w:pPr>
+            <w:r/>
+            <w:r>
+              <w:rPr>
+                <w:rFonts w:ascii="Calibri" w:hAnsi="Calibri" w:eastAsia="Songti SC"/>
+                <w:b w:val="0"/>
+                <w:color w:val="111827"/>
+                <w:sz w:val="16"/>
+              </w:rPr>
+              <w:t>未识别</w:t>
+            </w:r>
+          </w:p>
+        </w:tc>
+        <w:tc>
+          <w:tcPr>
+            <w:tcW w:type="dxa" w:w="1680"/>
+            <w:vAlign w:val="center"/>
+          </w:tcPr>
+          <w:p>
+            <w:pPr>
+              <w:spacing w:before="0" w:after="0"/>
+            </w:pPr>
+            <w:r/>
+            <w:r>
+              <w:rPr>
+                <w:rFonts w:ascii="Calibri" w:hAnsi="Calibri" w:eastAsia="Songti SC"/>
+                <w:b w:val="0"/>
+                <w:color w:val="111827"/>
+                <w:sz w:val="16"/>
+              </w:rPr>
+              <w:t>工业供给瓶颈</w:t>
+            </w:r>
+          </w:p>
+        </w:tc>
+        <w:tc>
+          <w:tcPr>
+            <w:tcW w:type="dxa" w:w="900"/>
+            <w:vAlign w:val="center"/>
+          </w:tcPr>
+          <w:p>
+            <w:pPr>
+              <w:spacing w:before="0" w:after="0"/>
+              <w:jc w:val="center"/>
+            </w:pPr>
+            <w:r/>
+            <w:r>
+              <w:rPr>
+                <w:rFonts w:ascii="Calibri" w:hAnsi="Calibri" w:eastAsia="Songti SC"/>
+                <w:b/>
+                <w:color w:val="111827"/>
+                <w:sz w:val="17"/>
+              </w:rPr>
+              <w:t>47.4</w:t>
+            </w:r>
+          </w:p>
+        </w:tc>
+        <w:tc>
+          <w:tcPr>
+            <w:tcW w:type="dxa" w:w="1500"/>
+            <w:vAlign w:val="center"/>
+          </w:tcPr>
+          <w:p>
+            <w:pPr>
+              <w:spacing w:before="0" w:after="0"/>
+              <w:jc w:val="center"/>
+            </w:pPr>
+            <w:r/>
+            <w:r>
+              <w:rPr>
+                <w:rFonts w:ascii="Calibri" w:hAnsi="Calibri" w:eastAsia="Songti SC"/>
+                <w:b w:val="0"/>
+                <w:color w:val="111827"/>
+                <w:sz w:val="16"/>
+              </w:rPr>
+              <w:t>风险 2</w:t>
+            </w:r>
+          </w:p>
+        </w:tc>
+      </w:tr>
+      <w:tr>
+        <w:tc>
+          <w:tcPr>
+            <w:tcW w:type="dxa" w:w="3720"/>
+            <w:vAlign w:val="center"/>
+          </w:tcPr>
+          <w:p>
+            <w:pPr>
+              <w:spacing w:before="0" w:after="0"/>
+            </w:pPr>
+            <w:r/>
+            <w:r>
+              <w:rPr>
+                <w:rFonts w:ascii="Calibri" w:hAnsi="Calibri" w:eastAsia="Songti SC"/>
+                <w:b w:val="0"/>
+                <w:color w:val="111827"/>
+                <w:sz w:val="17"/>
+              </w:rPr>
+              <w:t>自动化供应链转型对机器人核心零部件及AI芯片供应链的估值重塑</w:t>
+            </w:r>
+          </w:p>
+        </w:tc>
+        <w:tc>
+          <w:tcPr>
+            <w:tcW w:type="dxa" w:w="1560"/>
+            <w:vAlign w:val="center"/>
+          </w:tcPr>
+          <w:p>
+            <w:pPr>
+              <w:spacing w:before="0" w:after="0"/>
+            </w:pPr>
+            <w:r/>
+            <w:r>
+              <w:rPr>
+                <w:rFonts w:ascii="Calibri" w:hAnsi="Calibri" w:eastAsia="Songti SC"/>
+                <w:b w:val="0"/>
+                <w:color w:val="111827"/>
+                <w:sz w:val="16"/>
+              </w:rPr>
+              <w:t>未识别</w:t>
+            </w:r>
+          </w:p>
+        </w:tc>
+        <w:tc>
+          <w:tcPr>
+            <w:tcW w:type="dxa" w:w="1680"/>
+            <w:vAlign w:val="center"/>
+          </w:tcPr>
+          <w:p>
+            <w:pPr>
+              <w:spacing w:before="0" w:after="0"/>
+            </w:pPr>
+            <w:r/>
+            <w:r>
+              <w:rPr>
+                <w:rFonts w:ascii="Calibri" w:hAnsi="Calibri" w:eastAsia="Songti SC"/>
+                <w:b w:val="0"/>
+                <w:color w:val="111827"/>
+                <w:sz w:val="16"/>
+              </w:rPr>
+              <w:t>半导体与存储</w:t>
+            </w:r>
+          </w:p>
+        </w:tc>
+        <w:tc>
+          <w:tcPr>
+            <w:tcW w:type="dxa" w:w="900"/>
+            <w:vAlign w:val="center"/>
+          </w:tcPr>
+          <w:p>
+            <w:pPr>
+              <w:spacing w:before="0" w:after="0"/>
+              <w:jc w:val="center"/>
+            </w:pPr>
+            <w:r/>
+            <w:r>
+              <w:rPr>
+                <w:rFonts w:ascii="Calibri" w:hAnsi="Calibri" w:eastAsia="Songti SC"/>
                 <w:b/>
                 <w:color w:val="111827"/>
                 <w:sz w:val="17"/>
@@ -1730,7 +2493,7 @@
             <w:r/>
             <w:r>
               <w:rPr>
-                <w:rFonts w:ascii="Calibri" w:hAnsi="Calibri" w:eastAsia="Heiti TC"/>
+                <w:rFonts w:ascii="Calibri" w:hAnsi="Calibri" w:eastAsia="Songti SC"/>
                 <w:b w:val="0"/>
                 <w:color w:val="111827"/>
                 <w:sz w:val="16"/>
@@ -1753,12 +2516,12 @@
             <w:r/>
             <w:r>
               <w:rPr>
-                <w:rFonts w:ascii="Calibri" w:hAnsi="Calibri" w:eastAsia="Heiti TC"/>
+                <w:rFonts w:ascii="Calibri" w:hAnsi="Calibri" w:eastAsia="Songti SC"/>
                 <w:b w:val="0"/>
                 <w:color w:val="111827"/>
                 <w:sz w:val="17"/>
               </w:rPr>
-              <w:t>AI 的边际定价权,是否已从芯片转向电力?</w:t>
+              <w:t>A 股 AI 电力/电网产业链重估：从全球 T&amp;D 瓶颈逻辑映射至特高压与变压器标的</w:t>
             </w:r>
           </w:p>
         </w:tc>
@@ -1774,7 +2537,7 @@
             <w:r/>
             <w:r>
               <w:rPr>
-                <w:rFonts w:ascii="Calibri" w:hAnsi="Calibri" w:eastAsia="Heiti TC"/>
+                <w:rFonts w:ascii="Calibri" w:hAnsi="Calibri" w:eastAsia="Songti SC"/>
                 <w:b w:val="0"/>
                 <w:color w:val="111827"/>
                 <w:sz w:val="16"/>
@@ -1795,12 +2558,12 @@
             <w:r/>
             <w:r>
               <w:rPr>
-                <w:rFonts w:ascii="Calibri" w:hAnsi="Calibri" w:eastAsia="Heiti TC"/>
+                <w:rFonts w:ascii="Calibri" w:hAnsi="Calibri" w:eastAsia="Songti SC"/>
                 <w:b w:val="0"/>
                 <w:color w:val="111827"/>
                 <w:sz w:val="16"/>
               </w:rPr>
-              <w:t>宏观通胀传导</w:t>
+              <w:t>电力与电网</w:t>
             </w:r>
           </w:p>
         </w:tc>
@@ -1817,12 +2580,12 @@
             <w:r/>
             <w:r>
               <w:rPr>
-                <w:rFonts w:ascii="Calibri" w:hAnsi="Calibri" w:eastAsia="Heiti TC"/>
+                <w:rFonts w:ascii="Calibri" w:hAnsi="Calibri" w:eastAsia="Songti SC"/>
                 <w:b/>
                 <w:color w:val="111827"/>
                 <w:sz w:val="17"/>
               </w:rPr>
-              <w:t>45.5</w:t>
+              <w:t>47.3</w:t>
             </w:r>
           </w:p>
         </w:tc>
@@ -1839,7 +2602,7 @@
             <w:r/>
             <w:r>
               <w:rPr>
-                <w:rFonts w:ascii="Calibri" w:hAnsi="Calibri" w:eastAsia="Heiti TC"/>
+                <w:rFonts w:ascii="Calibri" w:hAnsi="Calibri" w:eastAsia="Songti SC"/>
                 <w:b w:val="0"/>
                 <w:color w:val="111827"/>
                 <w:sz w:val="16"/>
@@ -1862,12 +2625,12 @@
             <w:r/>
             <w:r>
               <w:rPr>
-                <w:rFonts w:ascii="Calibri" w:hAnsi="Calibri" w:eastAsia="Heiti TC"/>
+                <w:rFonts w:ascii="Calibri" w:hAnsi="Calibri" w:eastAsia="Songti SC"/>
                 <w:b w:val="0"/>
                 <w:color w:val="111827"/>
                 <w:sz w:val="17"/>
               </w:rPr>
-              <w:t>AI 推理：零毛利的终局？— 2026-05-26</w:t>
+              <w:t>绿电与算力结算补丁压力测试</w:t>
             </w:r>
           </w:p>
         </w:tc>
@@ -1883,7 +2646,7 @@
             <w:r/>
             <w:r>
               <w:rPr>
-                <w:rFonts w:ascii="Calibri" w:hAnsi="Calibri" w:eastAsia="Heiti TC"/>
+                <w:rFonts w:ascii="Calibri" w:hAnsi="Calibri" w:eastAsia="Songti SC"/>
                 <w:b w:val="0"/>
                 <w:color w:val="111827"/>
                 <w:sz w:val="16"/>
@@ -1904,7 +2667,7 @@
             <w:r/>
             <w:r>
               <w:rPr>
-                <w:rFonts w:ascii="Calibri" w:hAnsi="Calibri" w:eastAsia="Heiti TC"/>
+                <w:rFonts w:ascii="Calibri" w:hAnsi="Calibri" w:eastAsia="Songti SC"/>
                 <w:b w:val="0"/>
                 <w:color w:val="111827"/>
                 <w:sz w:val="16"/>
@@ -1926,12 +2689,12 @@
             <w:r/>
             <w:r>
               <w:rPr>
-                <w:rFonts w:ascii="Calibri" w:hAnsi="Calibri" w:eastAsia="Heiti TC"/>
+                <w:rFonts w:ascii="Calibri" w:hAnsi="Calibri" w:eastAsia="Songti SC"/>
                 <w:b/>
                 <w:color w:val="111827"/>
                 <w:sz w:val="17"/>
               </w:rPr>
-              <w:t>45.3</w:t>
+              <w:t>47.2</w:t>
             </w:r>
           </w:p>
         </w:tc>
@@ -1948,116 +2711,7 @@
             <w:r/>
             <w:r>
               <w:rPr>
-                <w:rFonts w:ascii="Calibri" w:hAnsi="Calibri" w:eastAsia="Heiti TC"/>
-                <w:b w:val="0"/>
-                <w:color w:val="111827"/>
-                <w:sz w:val="16"/>
-              </w:rPr>
-              <w:t>常规</w:t>
-            </w:r>
-          </w:p>
-        </w:tc>
-      </w:tr>
-      <w:tr>
-        <w:tc>
-          <w:tcPr>
-            <w:tcW w:type="dxa" w:w="3720"/>
-            <w:vAlign w:val="center"/>
-          </w:tcPr>
-          <w:p>
-            <w:pPr>
-              <w:spacing w:before="0" w:after="0"/>
-            </w:pPr>
-            <w:r/>
-            <w:r>
-              <w:rPr>
-                <w:rFonts w:ascii="Calibri" w:hAnsi="Calibri" w:eastAsia="Heiti TC"/>
-                <w:b w:val="0"/>
-                <w:color w:val="111827"/>
-                <w:sz w:val="17"/>
-              </w:rPr>
-              <w:t>研究记录09债券压力测试 — 2026-05-26</w:t>
-            </w:r>
-          </w:p>
-        </w:tc>
-        <w:tc>
-          <w:tcPr>
-            <w:tcW w:type="dxa" w:w="1560"/>
-            <w:vAlign w:val="center"/>
-          </w:tcPr>
-          <w:p>
-            <w:pPr>
-              <w:spacing w:before="0" w:after="0"/>
-            </w:pPr>
-            <w:r/>
-            <w:r>
-              <w:rPr>
-                <w:rFonts w:ascii="Calibri" w:hAnsi="Calibri" w:eastAsia="Heiti TC"/>
-                <w:b w:val="0"/>
-                <w:color w:val="111827"/>
-                <w:sz w:val="16"/>
-              </w:rPr>
-              <w:t>未识别</w:t>
-            </w:r>
-          </w:p>
-        </w:tc>
-        <w:tc>
-          <w:tcPr>
-            <w:tcW w:type="dxa" w:w="1680"/>
-            <w:vAlign w:val="center"/>
-          </w:tcPr>
-          <w:p>
-            <w:pPr>
-              <w:spacing w:before="0" w:after="0"/>
-            </w:pPr>
-            <w:r/>
-            <w:r>
-              <w:rPr>
-                <w:rFonts w:ascii="Calibri" w:hAnsi="Calibri" w:eastAsia="Heiti TC"/>
-                <w:b w:val="0"/>
-                <w:color w:val="111827"/>
-                <w:sz w:val="16"/>
-              </w:rPr>
-              <w:t>宏观通胀传导</w:t>
-            </w:r>
-          </w:p>
-        </w:tc>
-        <w:tc>
-          <w:tcPr>
-            <w:tcW w:type="dxa" w:w="900"/>
-            <w:vAlign w:val="center"/>
-          </w:tcPr>
-          <w:p>
-            <w:pPr>
-              <w:spacing w:before="0" w:after="0"/>
-              <w:jc w:val="center"/>
-            </w:pPr>
-            <w:r/>
-            <w:r>
-              <w:rPr>
-                <w:rFonts w:ascii="Calibri" w:hAnsi="Calibri" w:eastAsia="Heiti TC"/>
-                <w:b/>
-                <w:color w:val="111827"/>
-                <w:sz w:val="17"/>
-              </w:rPr>
-              <w:t>44.8</w:t>
-            </w:r>
-          </w:p>
-        </w:tc>
-        <w:tc>
-          <w:tcPr>
-            <w:tcW w:type="dxa" w:w="1500"/>
-            <w:vAlign w:val="center"/>
-          </w:tcPr>
-          <w:p>
-            <w:pPr>
-              <w:spacing w:before="0" w:after="0"/>
-              <w:jc w:val="center"/>
-            </w:pPr>
-            <w:r/>
-            <w:r>
-              <w:rPr>
-                <w:rFonts w:ascii="Calibri" w:hAnsi="Calibri" w:eastAsia="Heiti TC"/>
+                <w:rFonts w:ascii="Calibri" w:hAnsi="Calibri" w:eastAsia="Songti SC"/>
                 <w:b w:val="0"/>
                 <w:color w:val="111827"/>
                 <w:sz w:val="16"/>
@@ -2080,12 +2734,12 @@
             <w:r/>
             <w:r>
               <w:rPr>
-                <w:rFonts w:ascii="Calibri" w:hAnsi="Calibri" w:eastAsia="Heiti TC"/>
+                <w:rFonts w:ascii="Calibri" w:hAnsi="Calibri" w:eastAsia="Songti SC"/>
                 <w:b w:val="0"/>
                 <w:color w:val="111827"/>
                 <w:sz w:val="17"/>
               </w:rPr>
-              <w:t>研究记录 05 · 首席策略师 · AI 电力+电网篮子权重再校准</w:t>
+              <w:t>AI电力繁荣的压力测试：电力、水资源与碳交易市场的结构性瓶颈</w:t>
             </w:r>
           </w:p>
         </w:tc>
@@ -2101,7 +2755,7 @@
             <w:r/>
             <w:r>
               <w:rPr>
-                <w:rFonts w:ascii="Calibri" w:hAnsi="Calibri" w:eastAsia="Heiti TC"/>
+                <w:rFonts w:ascii="Calibri" w:hAnsi="Calibri" w:eastAsia="Songti SC"/>
                 <w:b w:val="0"/>
                 <w:color w:val="111827"/>
                 <w:sz w:val="16"/>
@@ -2122,225 +2776,7 @@
             <w:r/>
             <w:r>
               <w:rPr>
-                <w:rFonts w:ascii="Calibri" w:hAnsi="Calibri" w:eastAsia="Heiti TC"/>
-                <w:b w:val="0"/>
-                <w:color w:val="111827"/>
-                <w:sz w:val="16"/>
-              </w:rPr>
-              <w:t>电力与电网</w:t>
-            </w:r>
-          </w:p>
-        </w:tc>
-        <w:tc>
-          <w:tcPr>
-            <w:tcW w:type="dxa" w:w="900"/>
-            <w:vAlign w:val="center"/>
-          </w:tcPr>
-          <w:p>
-            <w:pPr>
-              <w:spacing w:before="0" w:after="0"/>
-              <w:jc w:val="center"/>
-            </w:pPr>
-            <w:r/>
-            <w:r>
-              <w:rPr>
-                <w:rFonts w:ascii="Calibri" w:hAnsi="Calibri" w:eastAsia="Heiti TC"/>
-                <w:b/>
-                <w:color w:val="111827"/>
-                <w:sz w:val="17"/>
-              </w:rPr>
-              <w:t>44.3</w:t>
-            </w:r>
-          </w:p>
-        </w:tc>
-        <w:tc>
-          <w:tcPr>
-            <w:tcW w:type="dxa" w:w="1500"/>
-            <w:vAlign w:val="center"/>
-          </w:tcPr>
-          <w:p>
-            <w:pPr>
-              <w:spacing w:before="0" w:after="0"/>
-              <w:jc w:val="center"/>
-            </w:pPr>
-            <w:r/>
-            <w:r>
-              <w:rPr>
-                <w:rFonts w:ascii="Calibri" w:hAnsi="Calibri" w:eastAsia="Heiti TC"/>
-                <w:b w:val="0"/>
-                <w:color w:val="111827"/>
-                <w:sz w:val="16"/>
-              </w:rPr>
-              <w:t>常规</w:t>
-            </w:r>
-          </w:p>
-        </w:tc>
-      </w:tr>
-      <w:tr>
-        <w:tc>
-          <w:tcPr>
-            <w:tcW w:type="dxa" w:w="3720"/>
-            <w:vAlign w:val="center"/>
-          </w:tcPr>
-          <w:p>
-            <w:pPr>
-              <w:spacing w:before="0" w:after="0"/>
-            </w:pPr>
-            <w:r/>
-            <w:r>
-              <w:rPr>
-                <w:rFonts w:ascii="Calibri" w:hAnsi="Calibri" w:eastAsia="Heiti TC"/>
-                <w:b w:val="0"/>
-                <w:color w:val="111827"/>
-                <w:sz w:val="17"/>
-              </w:rPr>
-              <w:t>AI电力的监管摩擦：并非所有1.4万亿美元Capex都能转化为公用事业利润</w:t>
-            </w:r>
-          </w:p>
-        </w:tc>
-        <w:tc>
-          <w:tcPr>
-            <w:tcW w:type="dxa" w:w="1560"/>
-            <w:vAlign w:val="center"/>
-          </w:tcPr>
-          <w:p>
-            <w:pPr>
-              <w:spacing w:before="0" w:after="0"/>
-            </w:pPr>
-            <w:r/>
-            <w:r>
-              <w:rPr>
-                <w:rFonts w:ascii="Calibri" w:hAnsi="Calibri" w:eastAsia="Heiti TC"/>
-                <w:b w:val="0"/>
-                <w:color w:val="111827"/>
-                <w:sz w:val="16"/>
-              </w:rPr>
-              <w:t>未识别</w:t>
-            </w:r>
-          </w:p>
-        </w:tc>
-        <w:tc>
-          <w:tcPr>
-            <w:tcW w:type="dxa" w:w="1680"/>
-            <w:vAlign w:val="center"/>
-          </w:tcPr>
-          <w:p>
-            <w:pPr>
-              <w:spacing w:before="0" w:after="0"/>
-            </w:pPr>
-            <w:r/>
-            <w:r>
-              <w:rPr>
-                <w:rFonts w:ascii="Calibri" w:hAnsi="Calibri" w:eastAsia="Heiti TC"/>
-                <w:b w:val="0"/>
-                <w:color w:val="111827"/>
-                <w:sz w:val="16"/>
-              </w:rPr>
-              <w:t>AI 基础设施</w:t>
-            </w:r>
-          </w:p>
-        </w:tc>
-        <w:tc>
-          <w:tcPr>
-            <w:tcW w:type="dxa" w:w="900"/>
-            <w:vAlign w:val="center"/>
-          </w:tcPr>
-          <w:p>
-            <w:pPr>
-              <w:spacing w:before="0" w:after="0"/>
-              <w:jc w:val="center"/>
-            </w:pPr>
-            <w:r/>
-            <w:r>
-              <w:rPr>
-                <w:rFonts w:ascii="Calibri" w:hAnsi="Calibri" w:eastAsia="Heiti TC"/>
-                <w:b/>
-                <w:color w:val="111827"/>
-                <w:sz w:val="17"/>
-              </w:rPr>
-              <w:t>44.3</w:t>
-            </w:r>
-          </w:p>
-        </w:tc>
-        <w:tc>
-          <w:tcPr>
-            <w:tcW w:type="dxa" w:w="1500"/>
-            <w:vAlign w:val="center"/>
-          </w:tcPr>
-          <w:p>
-            <w:pPr>
-              <w:spacing w:before="0" w:after="0"/>
-              <w:jc w:val="center"/>
-            </w:pPr>
-            <w:r/>
-            <w:r>
-              <w:rPr>
-                <w:rFonts w:ascii="Calibri" w:hAnsi="Calibri" w:eastAsia="Heiti TC"/>
-                <w:b w:val="0"/>
-                <w:color w:val="111827"/>
-                <w:sz w:val="16"/>
-              </w:rPr>
-              <w:t>风险 2</w:t>
-            </w:r>
-          </w:p>
-        </w:tc>
-      </w:tr>
-      <w:tr>
-        <w:tc>
-          <w:tcPr>
-            <w:tcW w:type="dxa" w:w="3720"/>
-            <w:vAlign w:val="center"/>
-          </w:tcPr>
-          <w:p>
-            <w:pPr>
-              <w:spacing w:before="0" w:after="0"/>
-            </w:pPr>
-            <w:r/>
-            <w:r>
-              <w:rPr>
-                <w:rFonts w:ascii="Calibri" w:hAnsi="Calibri" w:eastAsia="Heiti TC"/>
-                <w:b w:val="0"/>
-                <w:color w:val="111827"/>
-                <w:sz w:val="17"/>
-              </w:rPr>
-              <w:t>2026-2028 核能供应侧约束：铀资源与核级组件的产能缺口</w:t>
-            </w:r>
-          </w:p>
-        </w:tc>
-        <w:tc>
-          <w:tcPr>
-            <w:tcW w:type="dxa" w:w="1560"/>
-            <w:vAlign w:val="center"/>
-          </w:tcPr>
-          <w:p>
-            <w:pPr>
-              <w:spacing w:before="0" w:after="0"/>
-            </w:pPr>
-            <w:r/>
-            <w:r>
-              <w:rPr>
-                <w:rFonts w:ascii="Calibri" w:hAnsi="Calibri" w:eastAsia="Heiti TC"/>
-                <w:b w:val="0"/>
-                <w:color w:val="111827"/>
-                <w:sz w:val="16"/>
-              </w:rPr>
-              <w:t>未识别</w:t>
-            </w:r>
-          </w:p>
-        </w:tc>
-        <w:tc>
-          <w:tcPr>
-            <w:tcW w:type="dxa" w:w="1680"/>
-            <w:vAlign w:val="center"/>
-          </w:tcPr>
-          <w:p>
-            <w:pPr>
-              <w:spacing w:before="0" w:after="0"/>
-            </w:pPr>
-            <w:r/>
-            <w:r>
-              <w:rPr>
-                <w:rFonts w:ascii="Calibri" w:hAnsi="Calibri" w:eastAsia="Heiti TC"/>
+                <w:rFonts w:ascii="Calibri" w:hAnsi="Calibri" w:eastAsia="Songti SC"/>
                 <w:b w:val="0"/>
                 <w:color w:val="111827"/>
                 <w:sz w:val="16"/>
@@ -2362,12 +2798,12 @@
             <w:r/>
             <w:r>
               <w:rPr>
-                <w:rFonts w:ascii="Calibri" w:hAnsi="Calibri" w:eastAsia="Heiti TC"/>
+                <w:rFonts w:ascii="Calibri" w:hAnsi="Calibri" w:eastAsia="Songti SC"/>
                 <w:b/>
                 <w:color w:val="111827"/>
                 <w:sz w:val="17"/>
               </w:rPr>
-              <w:t>43.1</w:t>
+              <w:t>46.7</w:t>
             </w:r>
           </w:p>
         </w:tc>
@@ -2384,12 +2820,12 @@
             <w:r/>
             <w:r>
               <w:rPr>
-                <w:rFonts w:ascii="Calibri" w:hAnsi="Calibri" w:eastAsia="Heiti TC"/>
+                <w:rFonts w:ascii="Calibri" w:hAnsi="Calibri" w:eastAsia="Songti SC"/>
                 <w:b w:val="0"/>
                 <w:color w:val="111827"/>
                 <w:sz w:val="16"/>
               </w:rPr>
-              <w:t>风险 2</w:t>
+              <w:t>风险 3</w:t>
             </w:r>
           </w:p>
         </w:tc>
@@ -2407,12 +2843,12 @@
             <w:r/>
             <w:r>
               <w:rPr>
-                <w:rFonts w:ascii="Calibri" w:hAnsi="Calibri" w:eastAsia="Heiti TC"/>
+                <w:rFonts w:ascii="Calibri" w:hAnsi="Calibri" w:eastAsia="Songti SC"/>
                 <w:b w:val="0"/>
                 <w:color w:val="111827"/>
                 <w:sz w:val="17"/>
               </w:rPr>
-              <w:t>功耗与热阻约束下的AI硬件演进：液冷与先进封装的技术边界及经济性测算</w:t>
+              <w:t>A股融资融券数据分析报告 (2026年5月25日)</w:t>
             </w:r>
           </w:p>
         </w:tc>
@@ -2428,12 +2864,12 @@
             <w:r/>
             <w:r>
               <w:rPr>
-                <w:rFonts w:ascii="Calibri" w:hAnsi="Calibri" w:eastAsia="Heiti TC"/>
+                <w:rFonts w:ascii="Calibri" w:hAnsi="Calibri" w:eastAsia="Songti SC"/>
                 <w:b w:val="0"/>
                 <w:color w:val="111827"/>
                 <w:sz w:val="16"/>
               </w:rPr>
-              <w:t>未识别</w:t>
+              <w:t>A股策略师</w:t>
             </w:r>
           </w:p>
         </w:tc>
@@ -2449,7 +2885,7 @@
             <w:r/>
             <w:r>
               <w:rPr>
-                <w:rFonts w:ascii="Calibri" w:hAnsi="Calibri" w:eastAsia="Heiti TC"/>
+                <w:rFonts w:ascii="Calibri" w:hAnsi="Calibri" w:eastAsia="Songti SC"/>
                 <w:b w:val="0"/>
                 <w:color w:val="111827"/>
                 <w:sz w:val="16"/>
@@ -2471,12 +2907,12 @@
             <w:r/>
             <w:r>
               <w:rPr>
-                <w:rFonts w:ascii="Calibri" w:hAnsi="Calibri" w:eastAsia="Heiti TC"/>
+                <w:rFonts w:ascii="Calibri" w:hAnsi="Calibri" w:eastAsia="Songti SC"/>
                 <w:b/>
                 <w:color w:val="111827"/>
                 <w:sz w:val="17"/>
               </w:rPr>
-              <w:t>42.4</w:t>
+              <w:t>46.4</w:t>
             </w:r>
           </w:p>
         </w:tc>
@@ -2493,661 +2929,7 @@
             <w:r/>
             <w:r>
               <w:rPr>
-                <w:rFonts w:ascii="Calibri" w:hAnsi="Calibri" w:eastAsia="Heiti TC"/>
-                <w:b w:val="0"/>
-                <w:color w:val="111827"/>
-                <w:sz w:val="16"/>
-              </w:rPr>
-              <w:t>风险 2</w:t>
-            </w:r>
-          </w:p>
-        </w:tc>
-      </w:tr>
-      <w:tr>
-        <w:tc>
-          <w:tcPr>
-            <w:tcW w:type="dxa" w:w="3720"/>
-            <w:vAlign w:val="center"/>
-          </w:tcPr>
-          <w:p>
-            <w:pPr>
-              <w:spacing w:before="0" w:after="0"/>
-            </w:pPr>
-            <w:r/>
-            <w:r>
-              <w:rPr>
-                <w:rFonts w:ascii="Calibri" w:hAnsi="Calibri" w:eastAsia="Heiti TC"/>
-                <w:b w:val="0"/>
-                <w:color w:val="111827"/>
-                <w:sz w:val="17"/>
-              </w:rPr>
-              <w:t>中国宏观压力测试 — 2026-05-26</w:t>
-            </w:r>
-          </w:p>
-        </w:tc>
-        <w:tc>
-          <w:tcPr>
-            <w:tcW w:type="dxa" w:w="1560"/>
-            <w:vAlign w:val="center"/>
-          </w:tcPr>
-          <w:p>
-            <w:pPr>
-              <w:spacing w:before="0" w:after="0"/>
-            </w:pPr>
-            <w:r/>
-            <w:r>
-              <w:rPr>
-                <w:rFonts w:ascii="Calibri" w:hAnsi="Calibri" w:eastAsia="Heiti TC"/>
-                <w:b w:val="0"/>
-                <w:color w:val="111827"/>
-                <w:sz w:val="16"/>
-              </w:rPr>
-              <w:t>未识别</w:t>
-            </w:r>
-          </w:p>
-        </w:tc>
-        <w:tc>
-          <w:tcPr>
-            <w:tcW w:type="dxa" w:w="1680"/>
-            <w:vAlign w:val="center"/>
-          </w:tcPr>
-          <w:p>
-            <w:pPr>
-              <w:spacing w:before="0" w:after="0"/>
-            </w:pPr>
-            <w:r/>
-            <w:r>
-              <w:rPr>
-                <w:rFonts w:ascii="Calibri" w:hAnsi="Calibri" w:eastAsia="Heiti TC"/>
-                <w:b w:val="0"/>
-                <w:color w:val="111827"/>
-                <w:sz w:val="16"/>
-              </w:rPr>
-              <w:t>宏观通胀传导</w:t>
-            </w:r>
-          </w:p>
-        </w:tc>
-        <w:tc>
-          <w:tcPr>
-            <w:tcW w:type="dxa" w:w="900"/>
-            <w:vAlign w:val="center"/>
-          </w:tcPr>
-          <w:p>
-            <w:pPr>
-              <w:spacing w:before="0" w:after="0"/>
-              <w:jc w:val="center"/>
-            </w:pPr>
-            <w:r/>
-            <w:r>
-              <w:rPr>
-                <w:rFonts w:ascii="Calibri" w:hAnsi="Calibri" w:eastAsia="Heiti TC"/>
-                <w:b/>
-                <w:color w:val="111827"/>
-                <w:sz w:val="17"/>
-              </w:rPr>
-              <w:t>42.1</w:t>
-            </w:r>
-          </w:p>
-        </w:tc>
-        <w:tc>
-          <w:tcPr>
-            <w:tcW w:type="dxa" w:w="1500"/>
-            <w:vAlign w:val="center"/>
-          </w:tcPr>
-          <w:p>
-            <w:pPr>
-              <w:spacing w:before="0" w:after="0"/>
-              <w:jc w:val="center"/>
-            </w:pPr>
-            <w:r/>
-            <w:r>
-              <w:rPr>
-                <w:rFonts w:ascii="Calibri" w:hAnsi="Calibri" w:eastAsia="Heiti TC"/>
-                <w:b w:val="0"/>
-                <w:color w:val="111827"/>
-                <w:sz w:val="16"/>
-              </w:rPr>
-              <w:t>风险 2</w:t>
-            </w:r>
-          </w:p>
-        </w:tc>
-      </w:tr>
-      <w:tr>
-        <w:tc>
-          <w:tcPr>
-            <w:tcW w:type="dxa" w:w="3720"/>
-            <w:vAlign w:val="center"/>
-          </w:tcPr>
-          <w:p>
-            <w:pPr>
-              <w:spacing w:before="0" w:after="0"/>
-            </w:pPr>
-            <w:r/>
-            <w:r>
-              <w:rPr>
-                <w:rFonts w:ascii="Calibri" w:hAnsi="Calibri" w:eastAsia="Heiti TC"/>
-                <w:b w:val="0"/>
-                <w:color w:val="111827"/>
-                <w:sz w:val="17"/>
-              </w:rPr>
-              <w:t>2026-05-26 供给侧压力测试：2027-2028 年电源扩张能否侵蚀 Time-to-Power 期权？</w:t>
-            </w:r>
-          </w:p>
-        </w:tc>
-        <w:tc>
-          <w:tcPr>
-            <w:tcW w:type="dxa" w:w="1560"/>
-            <w:vAlign w:val="center"/>
-          </w:tcPr>
-          <w:p>
-            <w:pPr>
-              <w:spacing w:before="0" w:after="0"/>
-            </w:pPr>
-            <w:r/>
-            <w:r>
-              <w:rPr>
-                <w:rFonts w:ascii="Calibri" w:hAnsi="Calibri" w:eastAsia="Heiti TC"/>
-                <w:b w:val="0"/>
-                <w:color w:val="111827"/>
-                <w:sz w:val="16"/>
-              </w:rPr>
-              <w:t>未识别</w:t>
-            </w:r>
-          </w:p>
-        </w:tc>
-        <w:tc>
-          <w:tcPr>
-            <w:tcW w:type="dxa" w:w="1680"/>
-            <w:vAlign w:val="center"/>
-          </w:tcPr>
-          <w:p>
-            <w:pPr>
-              <w:spacing w:before="0" w:after="0"/>
-            </w:pPr>
-            <w:r/>
-            <w:r>
-              <w:rPr>
-                <w:rFonts w:ascii="Calibri" w:hAnsi="Calibri" w:eastAsia="Heiti TC"/>
-                <w:b w:val="0"/>
-                <w:color w:val="111827"/>
-                <w:sz w:val="16"/>
-              </w:rPr>
-              <w:t>宏观通胀传导</w:t>
-            </w:r>
-          </w:p>
-        </w:tc>
-        <w:tc>
-          <w:tcPr>
-            <w:tcW w:type="dxa" w:w="900"/>
-            <w:vAlign w:val="center"/>
-          </w:tcPr>
-          <w:p>
-            <w:pPr>
-              <w:spacing w:before="0" w:after="0"/>
-              <w:jc w:val="center"/>
-            </w:pPr>
-            <w:r/>
-            <w:r>
-              <w:rPr>
-                <w:rFonts w:ascii="Calibri" w:hAnsi="Calibri" w:eastAsia="Heiti TC"/>
-                <w:b/>
-                <w:color w:val="111827"/>
-                <w:sz w:val="17"/>
-              </w:rPr>
-              <w:t>42.1</w:t>
-            </w:r>
-          </w:p>
-        </w:tc>
-        <w:tc>
-          <w:tcPr>
-            <w:tcW w:type="dxa" w:w="1500"/>
-            <w:vAlign w:val="center"/>
-          </w:tcPr>
-          <w:p>
-            <w:pPr>
-              <w:spacing w:before="0" w:after="0"/>
-              <w:jc w:val="center"/>
-            </w:pPr>
-            <w:r/>
-            <w:r>
-              <w:rPr>
-                <w:rFonts w:ascii="Calibri" w:hAnsi="Calibri" w:eastAsia="Heiti TC"/>
-                <w:b w:val="0"/>
-                <w:color w:val="111827"/>
-                <w:sz w:val="16"/>
-              </w:rPr>
-              <w:t>风险 2</w:t>
-            </w:r>
-          </w:p>
-        </w:tc>
-      </w:tr>
-      <w:tr>
-        <w:tc>
-          <w:tcPr>
-            <w:tcW w:type="dxa" w:w="3720"/>
-            <w:vAlign w:val="center"/>
-          </w:tcPr>
-          <w:p>
-            <w:pPr>
-              <w:spacing w:before="0" w:after="0"/>
-            </w:pPr>
-            <w:r/>
-            <w:r>
-              <w:rPr>
-                <w:rFonts w:ascii="Calibri" w:hAnsi="Calibri" w:eastAsia="Heiti TC"/>
-                <w:b w:val="0"/>
-                <w:color w:val="111827"/>
-                <w:sz w:val="17"/>
-              </w:rPr>
-              <w:t>材料行业研究报告：化工成本曲线、替代投入物国产化进度与粮食安全基建段压力测试</w:t>
-            </w:r>
-          </w:p>
-        </w:tc>
-        <w:tc>
-          <w:tcPr>
-            <w:tcW w:type="dxa" w:w="1560"/>
-            <w:vAlign w:val="center"/>
-          </w:tcPr>
-          <w:p>
-            <w:pPr>
-              <w:spacing w:before="0" w:after="0"/>
-            </w:pPr>
-            <w:r/>
-            <w:r>
-              <w:rPr>
-                <w:rFonts w:ascii="Calibri" w:hAnsi="Calibri" w:eastAsia="Heiti TC"/>
-                <w:b w:val="0"/>
-                <w:color w:val="111827"/>
-                <w:sz w:val="16"/>
-              </w:rPr>
-              <w:t>未识别</w:t>
-            </w:r>
-          </w:p>
-        </w:tc>
-        <w:tc>
-          <w:tcPr>
-            <w:tcW w:type="dxa" w:w="1680"/>
-            <w:vAlign w:val="center"/>
-          </w:tcPr>
-          <w:p>
-            <w:pPr>
-              <w:spacing w:before="0" w:after="0"/>
-            </w:pPr>
-            <w:r/>
-            <w:r>
-              <w:rPr>
-                <w:rFonts w:ascii="Calibri" w:hAnsi="Calibri" w:eastAsia="Heiti TC"/>
-                <w:b w:val="0"/>
-                <w:color w:val="111827"/>
-                <w:sz w:val="16"/>
-              </w:rPr>
-              <w:t>宏观通胀传导</w:t>
-            </w:r>
-          </w:p>
-        </w:tc>
-        <w:tc>
-          <w:tcPr>
-            <w:tcW w:type="dxa" w:w="900"/>
-            <w:vAlign w:val="center"/>
-          </w:tcPr>
-          <w:p>
-            <w:pPr>
-              <w:spacing w:before="0" w:after="0"/>
-              <w:jc w:val="center"/>
-            </w:pPr>
-            <w:r/>
-            <w:r>
-              <w:rPr>
-                <w:rFonts w:ascii="Calibri" w:hAnsi="Calibri" w:eastAsia="Heiti TC"/>
-                <w:b/>
-                <w:color w:val="111827"/>
-                <w:sz w:val="17"/>
-              </w:rPr>
-              <w:t>42.0</w:t>
-            </w:r>
-          </w:p>
-        </w:tc>
-        <w:tc>
-          <w:tcPr>
-            <w:tcW w:type="dxa" w:w="1500"/>
-            <w:vAlign w:val="center"/>
-          </w:tcPr>
-          <w:p>
-            <w:pPr>
-              <w:spacing w:before="0" w:after="0"/>
-              <w:jc w:val="center"/>
-            </w:pPr>
-            <w:r/>
-            <w:r>
-              <w:rPr>
-                <w:rFonts w:ascii="Calibri" w:hAnsi="Calibri" w:eastAsia="Heiti TC"/>
-                <w:b w:val="0"/>
-                <w:color w:val="111827"/>
-                <w:sz w:val="16"/>
-              </w:rPr>
-              <w:t>风险 2</w:t>
-            </w:r>
-          </w:p>
-        </w:tc>
-      </w:tr>
-      <w:tr>
-        <w:tc>
-          <w:tcPr>
-            <w:tcW w:type="dxa" w:w="3720"/>
-            <w:vAlign w:val="center"/>
-          </w:tcPr>
-          <w:p>
-            <w:pPr>
-              <w:spacing w:before="0" w:after="0"/>
-            </w:pPr>
-            <w:r/>
-            <w:r>
-              <w:rPr>
-                <w:rFonts w:ascii="Calibri" w:hAnsi="Calibri" w:eastAsia="Heiti TC"/>
-                <w:b w:val="0"/>
-                <w:color w:val="111827"/>
-                <w:sz w:val="17"/>
-              </w:rPr>
-              <w:t>研究院系统诊断报告 (2026-05-26)</w:t>
-            </w:r>
-          </w:p>
-        </w:tc>
-        <w:tc>
-          <w:tcPr>
-            <w:tcW w:type="dxa" w:w="1560"/>
-            <w:vAlign w:val="center"/>
-          </w:tcPr>
-          <w:p>
-            <w:pPr>
-              <w:spacing w:before="0" w:after="0"/>
-            </w:pPr>
-            <w:r/>
-            <w:r>
-              <w:rPr>
-                <w:rFonts w:ascii="Calibri" w:hAnsi="Calibri" w:eastAsia="Heiti TC"/>
-                <w:b w:val="0"/>
-                <w:color w:val="111827"/>
-                <w:sz w:val="16"/>
-              </w:rPr>
-              <w:t>研究院诊断师</w:t>
-            </w:r>
-          </w:p>
-        </w:tc>
-        <w:tc>
-          <w:tcPr>
-            <w:tcW w:type="dxa" w:w="1680"/>
-            <w:vAlign w:val="center"/>
-          </w:tcPr>
-          <w:p>
-            <w:pPr>
-              <w:spacing w:before="0" w:after="0"/>
-            </w:pPr>
-            <w:r/>
-            <w:r>
-              <w:rPr>
-                <w:rFonts w:ascii="Calibri" w:hAnsi="Calibri" w:eastAsia="Heiti TC"/>
-                <w:b w:val="0"/>
-                <w:color w:val="111827"/>
-                <w:sz w:val="16"/>
-              </w:rPr>
-              <w:t>宏观通胀传导</w:t>
-            </w:r>
-          </w:p>
-        </w:tc>
-        <w:tc>
-          <w:tcPr>
-            <w:tcW w:type="dxa" w:w="900"/>
-            <w:vAlign w:val="center"/>
-          </w:tcPr>
-          <w:p>
-            <w:pPr>
-              <w:spacing w:before="0" w:after="0"/>
-              <w:jc w:val="center"/>
-            </w:pPr>
-            <w:r/>
-            <w:r>
-              <w:rPr>
-                <w:rFonts w:ascii="Calibri" w:hAnsi="Calibri" w:eastAsia="Heiti TC"/>
-                <w:b/>
-                <w:color w:val="111827"/>
-                <w:sz w:val="17"/>
-              </w:rPr>
-              <w:t>41.8</w:t>
-            </w:r>
-          </w:p>
-        </w:tc>
-        <w:tc>
-          <w:tcPr>
-            <w:tcW w:type="dxa" w:w="1500"/>
-            <w:vAlign w:val="center"/>
-          </w:tcPr>
-          <w:p>
-            <w:pPr>
-              <w:spacing w:before="0" w:after="0"/>
-              <w:jc w:val="center"/>
-            </w:pPr>
-            <w:r/>
-            <w:r>
-              <w:rPr>
-                <w:rFonts w:ascii="Calibri" w:hAnsi="Calibri" w:eastAsia="Heiti TC"/>
-                <w:b w:val="0"/>
-                <w:color w:val="111827"/>
-                <w:sz w:val="16"/>
-              </w:rPr>
-              <w:t>风险 2</w:t>
-            </w:r>
-          </w:p>
-        </w:tc>
-      </w:tr>
-      <w:tr>
-        <w:tc>
-          <w:tcPr>
-            <w:tcW w:type="dxa" w:w="3720"/>
-            <w:vAlign w:val="center"/>
-          </w:tcPr>
-          <w:p>
-            <w:pPr>
-              <w:spacing w:before="0" w:after="0"/>
-            </w:pPr>
-            <w:r/>
-            <w:r>
-              <w:rPr>
-                <w:rFonts w:ascii="Calibri" w:hAnsi="Calibri" w:eastAsia="Heiti TC"/>
-                <w:b w:val="0"/>
-                <w:color w:val="111827"/>
-                <w:sz w:val="17"/>
-              </w:rPr>
-              <w:t>AI基础设施：电力电网与散热技术成为“P/Watt”定价的新锚点</w:t>
-            </w:r>
-          </w:p>
-        </w:tc>
-        <w:tc>
-          <w:tcPr>
-            <w:tcW w:type="dxa" w:w="1560"/>
-            <w:vAlign w:val="center"/>
-          </w:tcPr>
-          <w:p>
-            <w:pPr>
-              <w:spacing w:before="0" w:after="0"/>
-            </w:pPr>
-            <w:r/>
-            <w:r>
-              <w:rPr>
-                <w:rFonts w:ascii="Calibri" w:hAnsi="Calibri" w:eastAsia="Heiti TC"/>
-                <w:b w:val="0"/>
-                <w:color w:val="111827"/>
-                <w:sz w:val="16"/>
-              </w:rPr>
-              <w:t>未识别</w:t>
-            </w:r>
-          </w:p>
-        </w:tc>
-        <w:tc>
-          <w:tcPr>
-            <w:tcW w:type="dxa" w:w="1680"/>
-            <w:vAlign w:val="center"/>
-          </w:tcPr>
-          <w:p>
-            <w:pPr>
-              <w:spacing w:before="0" w:after="0"/>
-            </w:pPr>
-            <w:r/>
-            <w:r>
-              <w:rPr>
-                <w:rFonts w:ascii="Calibri" w:hAnsi="Calibri" w:eastAsia="Heiti TC"/>
-                <w:b w:val="0"/>
-                <w:color w:val="111827"/>
-                <w:sz w:val="16"/>
-              </w:rPr>
-              <w:t>电力与电网</w:t>
-            </w:r>
-          </w:p>
-        </w:tc>
-        <w:tc>
-          <w:tcPr>
-            <w:tcW w:type="dxa" w:w="900"/>
-            <w:vAlign w:val="center"/>
-          </w:tcPr>
-          <w:p>
-            <w:pPr>
-              <w:spacing w:before="0" w:after="0"/>
-              <w:jc w:val="center"/>
-            </w:pPr>
-            <w:r/>
-            <w:r>
-              <w:rPr>
-                <w:rFonts w:ascii="Calibri" w:hAnsi="Calibri" w:eastAsia="Heiti TC"/>
-                <w:b/>
-                <w:color w:val="111827"/>
-                <w:sz w:val="17"/>
-              </w:rPr>
-              <w:t>41.4</w:t>
-            </w:r>
-          </w:p>
-        </w:tc>
-        <w:tc>
-          <w:tcPr>
-            <w:tcW w:type="dxa" w:w="1500"/>
-            <w:vAlign w:val="center"/>
-          </w:tcPr>
-          <w:p>
-            <w:pPr>
-              <w:spacing w:before="0" w:after="0"/>
-              <w:jc w:val="center"/>
-            </w:pPr>
-            <w:r/>
-            <w:r>
-              <w:rPr>
-                <w:rFonts w:ascii="Calibri" w:hAnsi="Calibri" w:eastAsia="Heiti TC"/>
-                <w:b w:val="0"/>
-                <w:color w:val="111827"/>
-                <w:sz w:val="16"/>
-              </w:rPr>
-              <w:t>常规</w:t>
-            </w:r>
-          </w:p>
-        </w:tc>
-      </w:tr>
-      <w:tr>
-        <w:tc>
-          <w:tcPr>
-            <w:tcW w:type="dxa" w:w="3720"/>
-            <w:vAlign w:val="center"/>
-          </w:tcPr>
-          <w:p>
-            <w:pPr>
-              <w:spacing w:before="0" w:after="0"/>
-            </w:pPr>
-            <w:r/>
-            <w:r>
-              <w:rPr>
-                <w:rFonts w:ascii="Calibri" w:hAnsi="Calibri" w:eastAsia="Heiti TC"/>
-                <w:b w:val="0"/>
-                <w:color w:val="111827"/>
-                <w:sz w:val="17"/>
-              </w:rPr>
-              <w:t>电力供应缺口对 Hyperscaler AI 资本开支路径的传导</w:t>
-            </w:r>
-          </w:p>
-        </w:tc>
-        <w:tc>
-          <w:tcPr>
-            <w:tcW w:type="dxa" w:w="1560"/>
-            <w:vAlign w:val="center"/>
-          </w:tcPr>
-          <w:p>
-            <w:pPr>
-              <w:spacing w:before="0" w:after="0"/>
-            </w:pPr>
-            <w:r/>
-            <w:r>
-              <w:rPr>
-                <w:rFonts w:ascii="Calibri" w:hAnsi="Calibri" w:eastAsia="Heiti TC"/>
-                <w:b w:val="0"/>
-                <w:color w:val="111827"/>
-                <w:sz w:val="16"/>
-              </w:rPr>
-              <w:t>未识别</w:t>
-            </w:r>
-          </w:p>
-        </w:tc>
-        <w:tc>
-          <w:tcPr>
-            <w:tcW w:type="dxa" w:w="1680"/>
-            <w:vAlign w:val="center"/>
-          </w:tcPr>
-          <w:p>
-            <w:pPr>
-              <w:spacing w:before="0" w:after="0"/>
-            </w:pPr>
-            <w:r/>
-            <w:r>
-              <w:rPr>
-                <w:rFonts w:ascii="Calibri" w:hAnsi="Calibri" w:eastAsia="Heiti TC"/>
-                <w:b w:val="0"/>
-                <w:color w:val="111827"/>
-                <w:sz w:val="16"/>
-              </w:rPr>
-              <w:t>AI 基础设施</w:t>
-            </w:r>
-          </w:p>
-        </w:tc>
-        <w:tc>
-          <w:tcPr>
-            <w:tcW w:type="dxa" w:w="900"/>
-            <w:vAlign w:val="center"/>
-          </w:tcPr>
-          <w:p>
-            <w:pPr>
-              <w:spacing w:before="0" w:after="0"/>
-              <w:jc w:val="center"/>
-            </w:pPr>
-            <w:r/>
-            <w:r>
-              <w:rPr>
-                <w:rFonts w:ascii="Calibri" w:hAnsi="Calibri" w:eastAsia="Heiti TC"/>
-                <w:b/>
-                <w:color w:val="111827"/>
-                <w:sz w:val="17"/>
-              </w:rPr>
-              <w:t>41.3</w:t>
-            </w:r>
-          </w:p>
-        </w:tc>
-        <w:tc>
-          <w:tcPr>
-            <w:tcW w:type="dxa" w:w="1500"/>
-            <w:vAlign w:val="center"/>
-          </w:tcPr>
-          <w:p>
-            <w:pPr>
-              <w:spacing w:before="0" w:after="0"/>
-              <w:jc w:val="center"/>
-            </w:pPr>
-            <w:r/>
-            <w:r>
-              <w:rPr>
-                <w:rFonts w:ascii="Calibri" w:hAnsi="Calibri" w:eastAsia="Heiti TC"/>
+                <w:rFonts w:ascii="Calibri" w:hAnsi="Calibri" w:eastAsia="Songti SC"/>
                 <w:b w:val="0"/>
                 <w:color w:val="111827"/>
                 <w:sz w:val="16"/>
@@ -3170,12 +2952,12 @@
             <w:r/>
             <w:r>
               <w:rPr>
-                <w:rFonts w:ascii="Calibri" w:hAnsi="Calibri" w:eastAsia="Heiti TC"/>
+                <w:rFonts w:ascii="Calibri" w:hAnsi="Calibri" w:eastAsia="Songti SC"/>
                 <w:b w:val="0"/>
                 <w:color w:val="111827"/>
                 <w:sz w:val="17"/>
               </w:rPr>
-              <w:t>Hyperscaler Capex 差异 Reconciliation —— 卫星/电力 vs. MSFT·META 业绩会口径</w:t>
+              <w:t>AI 硬件供应链物理交付瓶颈对 TMT 估值逻辑与板块轮动的战略影响</w:t>
             </w:r>
           </w:p>
         </w:tc>
@@ -3191,12 +2973,12 @@
             <w:r/>
             <w:r>
               <w:rPr>
-                <w:rFonts w:ascii="Calibri" w:hAnsi="Calibri" w:eastAsia="Heiti TC"/>
+                <w:rFonts w:ascii="Calibri" w:hAnsi="Calibri" w:eastAsia="Songti SC"/>
                 <w:b w:val="0"/>
                 <w:color w:val="111827"/>
                 <w:sz w:val="16"/>
               </w:rPr>
-              <w:t>TMT行业分析师</w:t>
+              <w:t>未识别</w:t>
             </w:r>
           </w:p>
         </w:tc>
@@ -3212,7 +2994,334 @@
             <w:r/>
             <w:r>
               <w:rPr>
-                <w:rFonts w:ascii="Calibri" w:hAnsi="Calibri" w:eastAsia="Heiti TC"/>
+                <w:rFonts w:ascii="Calibri" w:hAnsi="Calibri" w:eastAsia="Songti SC"/>
+                <w:b w:val="0"/>
+                <w:color w:val="111827"/>
+                <w:sz w:val="16"/>
+              </w:rPr>
+              <w:t>工业供给瓶颈</w:t>
+            </w:r>
+          </w:p>
+        </w:tc>
+        <w:tc>
+          <w:tcPr>
+            <w:tcW w:type="dxa" w:w="900"/>
+            <w:vAlign w:val="center"/>
+          </w:tcPr>
+          <w:p>
+            <w:pPr>
+              <w:spacing w:before="0" w:after="0"/>
+              <w:jc w:val="center"/>
+            </w:pPr>
+            <w:r/>
+            <w:r>
+              <w:rPr>
+                <w:rFonts w:ascii="Calibri" w:hAnsi="Calibri" w:eastAsia="Songti SC"/>
+                <w:b/>
+                <w:color w:val="111827"/>
+                <w:sz w:val="17"/>
+              </w:rPr>
+              <w:t>46.0</w:t>
+            </w:r>
+          </w:p>
+        </w:tc>
+        <w:tc>
+          <w:tcPr>
+            <w:tcW w:type="dxa" w:w="1500"/>
+            <w:vAlign w:val="center"/>
+          </w:tcPr>
+          <w:p>
+            <w:pPr>
+              <w:spacing w:before="0" w:after="0"/>
+              <w:jc w:val="center"/>
+            </w:pPr>
+            <w:r/>
+            <w:r>
+              <w:rPr>
+                <w:rFonts w:ascii="Calibri" w:hAnsi="Calibri" w:eastAsia="Songti SC"/>
+                <w:b w:val="0"/>
+                <w:color w:val="111827"/>
+                <w:sz w:val="16"/>
+              </w:rPr>
+              <w:t>风险 1</w:t>
+            </w:r>
+          </w:p>
+        </w:tc>
+      </w:tr>
+      <w:tr>
+        <w:tc>
+          <w:tcPr>
+            <w:tcW w:type="dxa" w:w="3720"/>
+            <w:vAlign w:val="center"/>
+          </w:tcPr>
+          <w:p>
+            <w:pPr>
+              <w:spacing w:before="0" w:after="0"/>
+            </w:pPr>
+            <w:r/>
+            <w:r>
+              <w:rPr>
+                <w:rFonts w:ascii="Calibri" w:hAnsi="Calibri" w:eastAsia="Songti SC"/>
+                <w:b w:val="0"/>
+                <w:color w:val="111827"/>
+                <w:sz w:val="17"/>
+              </w:rPr>
+              <w:t>能源板块 · 午间团队同步简报</w:t>
+            </w:r>
+          </w:p>
+        </w:tc>
+        <w:tc>
+          <w:tcPr>
+            <w:tcW w:type="dxa" w:w="1560"/>
+            <w:vAlign w:val="center"/>
+          </w:tcPr>
+          <w:p>
+            <w:pPr>
+              <w:spacing w:before="0" w:after="0"/>
+            </w:pPr>
+            <w:r/>
+            <w:r>
+              <w:rPr>
+                <w:rFonts w:ascii="Calibri" w:hAnsi="Calibri" w:eastAsia="Songti SC"/>
+                <w:b w:val="0"/>
+                <w:color w:val="111827"/>
+                <w:sz w:val="16"/>
+              </w:rPr>
+              <w:t>能源行业分析师</w:t>
+            </w:r>
+          </w:p>
+        </w:tc>
+        <w:tc>
+          <w:tcPr>
+            <w:tcW w:type="dxa" w:w="1680"/>
+            <w:vAlign w:val="center"/>
+          </w:tcPr>
+          <w:p>
+            <w:pPr>
+              <w:spacing w:before="0" w:after="0"/>
+            </w:pPr>
+            <w:r/>
+            <w:r>
+              <w:rPr>
+                <w:rFonts w:ascii="Calibri" w:hAnsi="Calibri" w:eastAsia="Songti SC"/>
+                <w:b w:val="0"/>
+                <w:color w:val="111827"/>
+                <w:sz w:val="16"/>
+              </w:rPr>
+              <w:t>电力与电网</w:t>
+            </w:r>
+          </w:p>
+        </w:tc>
+        <w:tc>
+          <w:tcPr>
+            <w:tcW w:type="dxa" w:w="900"/>
+            <w:vAlign w:val="center"/>
+          </w:tcPr>
+          <w:p>
+            <w:pPr>
+              <w:spacing w:before="0" w:after="0"/>
+              <w:jc w:val="center"/>
+            </w:pPr>
+            <w:r/>
+            <w:r>
+              <w:rPr>
+                <w:rFonts w:ascii="Calibri" w:hAnsi="Calibri" w:eastAsia="Songti SC"/>
+                <w:b/>
+                <w:color w:val="111827"/>
+                <w:sz w:val="17"/>
+              </w:rPr>
+              <w:t>45.5</w:t>
+            </w:r>
+          </w:p>
+        </w:tc>
+        <w:tc>
+          <w:tcPr>
+            <w:tcW w:type="dxa" w:w="1500"/>
+            <w:vAlign w:val="center"/>
+          </w:tcPr>
+          <w:p>
+            <w:pPr>
+              <w:spacing w:before="0" w:after="0"/>
+              <w:jc w:val="center"/>
+            </w:pPr>
+            <w:r/>
+            <w:r>
+              <w:rPr>
+                <w:rFonts w:ascii="Calibri" w:hAnsi="Calibri" w:eastAsia="Songti SC"/>
+                <w:b w:val="0"/>
+                <w:color w:val="111827"/>
+                <w:sz w:val="16"/>
+              </w:rPr>
+              <w:t>风险 1</w:t>
+            </w:r>
+          </w:p>
+        </w:tc>
+      </w:tr>
+      <w:tr>
+        <w:tc>
+          <w:tcPr>
+            <w:tcW w:type="dxa" w:w="3720"/>
+            <w:vAlign w:val="center"/>
+          </w:tcPr>
+          <w:p>
+            <w:pPr>
+              <w:spacing w:before="0" w:after="0"/>
+            </w:pPr>
+            <w:r/>
+            <w:r>
+              <w:rPr>
+                <w:rFonts w:ascii="Calibri" w:hAnsi="Calibri" w:eastAsia="Songti SC"/>
+                <w:b w:val="0"/>
+                <w:color w:val="111827"/>
+                <w:sz w:val="17"/>
+              </w:rPr>
+              <w:t>AI 的边际定价权,是否已从芯片转向电力?</w:t>
+            </w:r>
+          </w:p>
+        </w:tc>
+        <w:tc>
+          <w:tcPr>
+            <w:tcW w:type="dxa" w:w="1560"/>
+            <w:vAlign w:val="center"/>
+          </w:tcPr>
+          <w:p>
+            <w:pPr>
+              <w:spacing w:before="0" w:after="0"/>
+            </w:pPr>
+            <w:r/>
+            <w:r>
+              <w:rPr>
+                <w:rFonts w:ascii="Calibri" w:hAnsi="Calibri" w:eastAsia="Songti SC"/>
+                <w:b w:val="0"/>
+                <w:color w:val="111827"/>
+                <w:sz w:val="16"/>
+              </w:rPr>
+              <w:t>未识别</w:t>
+            </w:r>
+          </w:p>
+        </w:tc>
+        <w:tc>
+          <w:tcPr>
+            <w:tcW w:type="dxa" w:w="1680"/>
+            <w:vAlign w:val="center"/>
+          </w:tcPr>
+          <w:p>
+            <w:pPr>
+              <w:spacing w:before="0" w:after="0"/>
+            </w:pPr>
+            <w:r/>
+            <w:r>
+              <w:rPr>
+                <w:rFonts w:ascii="Calibri" w:hAnsi="Calibri" w:eastAsia="Songti SC"/>
+                <w:b w:val="0"/>
+                <w:color w:val="111827"/>
+                <w:sz w:val="16"/>
+              </w:rPr>
+              <w:t>宏观通胀传导</w:t>
+            </w:r>
+          </w:p>
+        </w:tc>
+        <w:tc>
+          <w:tcPr>
+            <w:tcW w:type="dxa" w:w="900"/>
+            <w:vAlign w:val="center"/>
+          </w:tcPr>
+          <w:p>
+            <w:pPr>
+              <w:spacing w:before="0" w:after="0"/>
+              <w:jc w:val="center"/>
+            </w:pPr>
+            <w:r/>
+            <w:r>
+              <w:rPr>
+                <w:rFonts w:ascii="Calibri" w:hAnsi="Calibri" w:eastAsia="Songti SC"/>
+                <w:b/>
+                <w:color w:val="111827"/>
+                <w:sz w:val="17"/>
+              </w:rPr>
+              <w:t>45.5</w:t>
+            </w:r>
+          </w:p>
+        </w:tc>
+        <w:tc>
+          <w:tcPr>
+            <w:tcW w:type="dxa" w:w="1500"/>
+            <w:vAlign w:val="center"/>
+          </w:tcPr>
+          <w:p>
+            <w:pPr>
+              <w:spacing w:before="0" w:after="0"/>
+              <w:jc w:val="center"/>
+            </w:pPr>
+            <w:r/>
+            <w:r>
+              <w:rPr>
+                <w:rFonts w:ascii="Calibri" w:hAnsi="Calibri" w:eastAsia="Songti SC"/>
+                <w:b w:val="0"/>
+                <w:color w:val="111827"/>
+                <w:sz w:val="16"/>
+              </w:rPr>
+              <w:t>风险 1</w:t>
+            </w:r>
+          </w:p>
+        </w:tc>
+      </w:tr>
+      <w:tr>
+        <w:tc>
+          <w:tcPr>
+            <w:tcW w:type="dxa" w:w="3720"/>
+            <w:vAlign w:val="center"/>
+          </w:tcPr>
+          <w:p>
+            <w:pPr>
+              <w:spacing w:before="0" w:after="0"/>
+            </w:pPr>
+            <w:r/>
+            <w:r>
+              <w:rPr>
+                <w:rFonts w:ascii="Calibri" w:hAnsi="Calibri" w:eastAsia="Songti SC"/>
+                <w:b w:val="0"/>
+                <w:color w:val="111827"/>
+                <w:sz w:val="17"/>
+              </w:rPr>
+              <w:t>AI 推理：零毛利的终局？— 2026-05-26</w:t>
+            </w:r>
+          </w:p>
+        </w:tc>
+        <w:tc>
+          <w:tcPr>
+            <w:tcW w:type="dxa" w:w="1560"/>
+            <w:vAlign w:val="center"/>
+          </w:tcPr>
+          <w:p>
+            <w:pPr>
+              <w:spacing w:before="0" w:after="0"/>
+            </w:pPr>
+            <w:r/>
+            <w:r>
+              <w:rPr>
+                <w:rFonts w:ascii="Calibri" w:hAnsi="Calibri" w:eastAsia="Songti SC"/>
+                <w:b w:val="0"/>
+                <w:color w:val="111827"/>
+                <w:sz w:val="16"/>
+              </w:rPr>
+              <w:t>未识别</w:t>
+            </w:r>
+          </w:p>
+        </w:tc>
+        <w:tc>
+          <w:tcPr>
+            <w:tcW w:type="dxa" w:w="1680"/>
+            <w:vAlign w:val="center"/>
+          </w:tcPr>
+          <w:p>
+            <w:pPr>
+              <w:spacing w:before="0" w:after="0"/>
+            </w:pPr>
+            <w:r/>
+            <w:r>
+              <w:rPr>
+                <w:rFonts w:ascii="Calibri" w:hAnsi="Calibri" w:eastAsia="Songti SC"/>
                 <w:b w:val="0"/>
                 <w:color w:val="111827"/>
                 <w:sz w:val="16"/>
@@ -3234,12 +3343,12 @@
             <w:r/>
             <w:r>
               <w:rPr>
-                <w:rFonts w:ascii="Calibri" w:hAnsi="Calibri" w:eastAsia="Heiti TC"/>
+                <w:rFonts w:ascii="Calibri" w:hAnsi="Calibri" w:eastAsia="Songti SC"/>
                 <w:b/>
                 <w:color w:val="111827"/>
                 <w:sz w:val="17"/>
               </w:rPr>
-              <w:t>41.3</w:t>
+              <w:t>45.3</w:t>
             </w:r>
           </w:p>
         </w:tc>
@@ -3256,116 +3365,7 @@
             <w:r/>
             <w:r>
               <w:rPr>
-                <w:rFonts w:ascii="Calibri" w:hAnsi="Calibri" w:eastAsia="Heiti TC"/>
-                <w:b w:val="0"/>
-                <w:color w:val="111827"/>
-                <w:sz w:val="16"/>
-              </w:rPr>
-              <w:t>常规</w:t>
-            </w:r>
-          </w:p>
-        </w:tc>
-      </w:tr>
-      <w:tr>
-        <w:tc>
-          <w:tcPr>
-            <w:tcW w:type="dxa" w:w="3720"/>
-            <w:vAlign w:val="center"/>
-          </w:tcPr>
-          <w:p>
-            <w:pPr>
-              <w:spacing w:before="0" w:after="0"/>
-            </w:pPr>
-            <w:r/>
-            <w:r>
-              <w:rPr>
-                <w:rFonts w:ascii="Calibri" w:hAnsi="Calibri" w:eastAsia="Heiti TC"/>
-                <w:b w:val="0"/>
-                <w:color w:val="111827"/>
-                <w:sz w:val="17"/>
-              </w:rPr>
-              <w:t>表后自发电（BTM）：全球 AI 电力脱节的终极解法？</w:t>
-            </w:r>
-          </w:p>
-        </w:tc>
-        <w:tc>
-          <w:tcPr>
-            <w:tcW w:type="dxa" w:w="1560"/>
-            <w:vAlign w:val="center"/>
-          </w:tcPr>
-          <w:p>
-            <w:pPr>
-              <w:spacing w:before="0" w:after="0"/>
-            </w:pPr>
-            <w:r/>
-            <w:r>
-              <w:rPr>
-                <w:rFonts w:ascii="Calibri" w:hAnsi="Calibri" w:eastAsia="Heiti TC"/>
-                <w:b w:val="0"/>
-                <w:color w:val="111827"/>
-                <w:sz w:val="16"/>
-              </w:rPr>
-              <w:t>未识别</w:t>
-            </w:r>
-          </w:p>
-        </w:tc>
-        <w:tc>
-          <w:tcPr>
-            <w:tcW w:type="dxa" w:w="1680"/>
-            <w:vAlign w:val="center"/>
-          </w:tcPr>
-          <w:p>
-            <w:pPr>
-              <w:spacing w:before="0" w:after="0"/>
-            </w:pPr>
-            <w:r/>
-            <w:r>
-              <w:rPr>
-                <w:rFonts w:ascii="Calibri" w:hAnsi="Calibri" w:eastAsia="Heiti TC"/>
-                <w:b w:val="0"/>
-                <w:color w:val="111827"/>
-                <w:sz w:val="16"/>
-              </w:rPr>
-              <w:t>宏观通胀传导</w:t>
-            </w:r>
-          </w:p>
-        </w:tc>
-        <w:tc>
-          <w:tcPr>
-            <w:tcW w:type="dxa" w:w="900"/>
-            <w:vAlign w:val="center"/>
-          </w:tcPr>
-          <w:p>
-            <w:pPr>
-              <w:spacing w:before="0" w:after="0"/>
-              <w:jc w:val="center"/>
-            </w:pPr>
-            <w:r/>
-            <w:r>
-              <w:rPr>
-                <w:rFonts w:ascii="Calibri" w:hAnsi="Calibri" w:eastAsia="Heiti TC"/>
-                <w:b/>
-                <w:color w:val="111827"/>
-                <w:sz w:val="17"/>
-              </w:rPr>
-              <w:t>41.0</w:t>
-            </w:r>
-          </w:p>
-        </w:tc>
-        <w:tc>
-          <w:tcPr>
-            <w:tcW w:type="dxa" w:w="1500"/>
-            <w:vAlign w:val="center"/>
-          </w:tcPr>
-          <w:p>
-            <w:pPr>
-              <w:spacing w:before="0" w:after="0"/>
-              <w:jc w:val="center"/>
-            </w:pPr>
-            <w:r/>
-            <w:r>
-              <w:rPr>
-                <w:rFonts w:ascii="Calibri" w:hAnsi="Calibri" w:eastAsia="Heiti TC"/>
+                <w:rFonts w:ascii="Calibri" w:hAnsi="Calibri" w:eastAsia="Songti SC"/>
                 <w:b w:val="0"/>
                 <w:color w:val="111827"/>
                 <w:sz w:val="16"/>
@@ -3382,7 +3382,7 @@
       </w:pPr>
       <w:r>
         <w:rPr>
-          <w:rFonts w:ascii="Calibri" w:hAnsi="Calibri" w:eastAsia="Heiti TC"/>
+          <w:rFonts w:ascii="Calibri" w:hAnsi="Calibri" w:eastAsia="Songti SC"/>
           <w:b w:val="0"/>
           <w:i/>
           <w:color w:val="667085"/>
@@ -3412,7 +3412,7 @@
     </w:pPr>
     <w:r>
       <w:rPr>
-        <w:rFonts w:ascii="Calibri" w:hAnsi="Calibri" w:eastAsia="Heiti TC"/>
+        <w:rFonts w:ascii="Calibri" w:hAnsi="Calibri" w:eastAsia="Songti SC"/>
         <w:color w:val="667085"/>
         <w:sz w:val="17"/>
       </w:rPr>
@@ -3431,7 +3431,7 @@
     <w:r/>
     <w:r>
       <w:rPr>
-        <w:rFonts w:ascii="Calibri" w:hAnsi="Calibri" w:eastAsia="Heiti TC"/>
+        <w:rFonts w:ascii="Calibri" w:hAnsi="Calibri" w:eastAsia="Songti SC"/>
         <w:color w:val="667085"/>
         <w:sz w:val="18"/>
       </w:rPr>
@@ -3808,7 +3808,7 @@
       <w:spacing w:after="120" w:line="264" w:lineRule="auto"/>
     </w:pPr>
     <w:rPr>
-      <w:rFonts w:ascii="Calibri" w:hAnsi="Calibri" w:eastAsia="Heiti TC"/>
+      <w:rFonts w:ascii="Calibri" w:hAnsi="Calibri" w:eastAsia="Songti SC"/>
       <w:b w:val="0"/>
       <w:color w:val="111827"/>
       <w:sz w:val="22"/>
@@ -3873,7 +3873,7 @@
       <w:outlineLvl w:val="0"/>
     </w:pPr>
     <w:rPr>
-      <w:rFonts w:asciiTheme="majorHAnsi" w:eastAsiaTheme="majorEastAsia" w:hAnsiTheme="majorHAnsi" w:cstheme="majorBidi" w:ascii="Calibri" w:hAnsi="Calibri" w:eastAsia="Heiti TC"/>
+      <w:rFonts w:asciiTheme="majorHAnsi" w:eastAsiaTheme="majorEastAsia" w:hAnsiTheme="majorHAnsi" w:cstheme="majorBidi" w:ascii="Calibri" w:hAnsi="Calibri" w:eastAsia="Songti SC"/>
       <w:b/>
       <w:bCs/>
       <w:color w:val="2E74B5"/>
@@ -3897,7 +3897,7 @@
       <w:outlineLvl w:val="1"/>
     </w:pPr>
     <w:rPr>
-      <w:rFonts w:asciiTheme="majorHAnsi" w:eastAsiaTheme="majorEastAsia" w:hAnsiTheme="majorHAnsi" w:cstheme="majorBidi" w:ascii="Calibri" w:hAnsi="Calibri" w:eastAsia="Heiti TC"/>
+      <w:rFonts w:asciiTheme="majorHAnsi" w:eastAsiaTheme="majorEastAsia" w:hAnsiTheme="majorHAnsi" w:cstheme="majorBidi" w:ascii="Calibri" w:hAnsi="Calibri" w:eastAsia="Songti SC"/>
       <w:b/>
       <w:bCs/>
       <w:color w:val="2E74B5"/>
@@ -3921,7 +3921,7 @@
       <w:outlineLvl w:val="2"/>
     </w:pPr>
     <w:rPr>
-      <w:rFonts w:asciiTheme="majorHAnsi" w:eastAsiaTheme="majorEastAsia" w:hAnsiTheme="majorHAnsi" w:cstheme="majorBidi" w:ascii="Calibri" w:hAnsi="Calibri" w:eastAsia="Heiti TC"/>
+      <w:rFonts w:asciiTheme="majorHAnsi" w:eastAsiaTheme="majorEastAsia" w:hAnsiTheme="majorHAnsi" w:cstheme="majorBidi" w:ascii="Calibri" w:hAnsi="Calibri" w:eastAsia="Songti SC"/>
       <w:b/>
       <w:bCs/>
       <w:color w:val="1F4D78"/>
@@ -4163,7 +4163,7 @@
       <w:contextualSpacing/>
     </w:pPr>
     <w:rPr>
-      <w:rFonts w:asciiTheme="majorHAnsi" w:eastAsiaTheme="majorEastAsia" w:hAnsiTheme="majorHAnsi" w:cstheme="majorBidi" w:ascii="Calibri" w:hAnsi="Calibri" w:eastAsia="Heiti TC"/>
+      <w:rFonts w:asciiTheme="majorHAnsi" w:eastAsiaTheme="majorEastAsia" w:hAnsiTheme="majorHAnsi" w:cstheme="majorBidi" w:ascii="Calibri" w:hAnsi="Calibri" w:eastAsia="Songti SC"/>
       <w:b/>
       <w:color w:val="0B2545"/>
       <w:spacing w:val="5"/>
@@ -4201,7 +4201,7 @@
       </w:numPr>
     </w:pPr>
     <w:rPr>
-      <w:rFonts w:asciiTheme="majorHAnsi" w:eastAsiaTheme="majorEastAsia" w:hAnsiTheme="majorHAnsi" w:cstheme="majorBidi" w:ascii="Calibri" w:hAnsi="Calibri" w:eastAsia="Heiti TC"/>
+      <w:rFonts w:asciiTheme="majorHAnsi" w:eastAsiaTheme="majorEastAsia" w:hAnsiTheme="majorHAnsi" w:cstheme="majorBidi" w:ascii="Calibri" w:hAnsi="Calibri" w:eastAsia="Songti SC"/>
       <w:b w:val="0"/>
       <w:i/>
       <w:iCs/>
